--- a/prosedurler/EMS.ÜR.TL.05.02. Cutting Room Instruction.docx
+++ b/prosedurler/EMS.ÜR.TL.05.02. Cutting Room Instruction.docx
@@ -2229,69 +2229,6 @@
                 <w:color w:val="000000"/>
                 <w:lang w:val="en-GB" w:eastAsia="en-GB"/>
               </w:rPr>
-              <w:drawing>
-                <wp:anchor distT="0" distB="0" distL="114300" distR="114300" simplePos="0" relativeHeight="251658240" behindDoc="0" locked="0" layoutInCell="1" allowOverlap="1" wp14:anchorId="168E1990" wp14:editId="230A926C">
-                  <wp:simplePos x="0" y="0"/>
-                  <wp:positionH relativeFrom="column">
-                    <wp:posOffset>-143510</wp:posOffset>
-                  </wp:positionH>
-                  <wp:positionV relativeFrom="paragraph">
-                    <wp:posOffset>153670</wp:posOffset>
-                  </wp:positionV>
-                  <wp:extent cx="1569720" cy="1046480"/>
-                  <wp:effectExtent l="0" t="0" r="0" b="0"/>
-                  <wp:wrapNone/>
-                  <wp:docPr id="1968470152" name="Resim 1"/>
-                  <wp:cNvGraphicFramePr>
-                    <a:graphicFrameLocks xmlns:a="http://schemas.openxmlformats.org/drawingml/2006/main" noChangeAspect="1"/>
-                  </wp:cNvGraphicFramePr>
-                  <a:graphic xmlns:a="http://schemas.openxmlformats.org/drawingml/2006/main">
-                    <a:graphicData uri="http://schemas.openxmlformats.org/drawingml/2006/picture">
-                      <pic:pic xmlns:pic="http://schemas.openxmlformats.org/drawingml/2006/picture">
-                        <pic:nvPicPr>
-                          <pic:cNvPr id="1968470152" name="Resim 1968470152"/>
-                          <pic:cNvPicPr/>
-                        </pic:nvPicPr>
-                        <pic:blipFill>
-                          <a:blip r:embed="rId9" cstate="print">
-                            <a:extLst>
-                              <a:ext uri="{28A0092B-C50C-407E-A947-70E740481C1C}">
-                                <a14:useLocalDpi xmlns:a14="http://schemas.microsoft.com/office/drawing/2010/main" val="0"/>
-                              </a:ext>
-                            </a:extLst>
-                          </a:blip>
-                          <a:stretch>
-                            <a:fillRect/>
-                          </a:stretch>
-                        </pic:blipFill>
-                        <pic:spPr>
-                          <a:xfrm>
-                            <a:off x="0" y="0"/>
-                            <a:ext cx="1569720" cy="1046480"/>
-                          </a:xfrm>
-                          <a:prstGeom prst="rect">
-                            <a:avLst/>
-                          </a:prstGeom>
-                        </pic:spPr>
-                      </pic:pic>
-                    </a:graphicData>
-                  </a:graphic>
-                  <wp14:sizeRelH relativeFrom="page">
-                    <wp14:pctWidth>0</wp14:pctWidth>
-                  </wp14:sizeRelH>
-                  <wp14:sizeRelV relativeFrom="page">
-                    <wp14:pctHeight>0</wp14:pctHeight>
-                  </wp14:sizeRelV>
-                </wp:anchor>
-              </w:drawing>
-            </w:r>
-            <w:r>
-              <w:rPr>
-                <w:rFonts w:ascii="Calibri" w:eastAsia="Times New Roman" w:hAnsi="Calibri" w:cs="Calibri"/>
-                <w:noProof/>
-                <w:color w:val="000000"/>
-                <w:lang w:val="en-GB" w:eastAsia="en-GB"/>
-              </w:rPr>
               <w:t>Kalite Güvence Müdürü</w:t>
             </w:r>
           </w:p>
@@ -2332,7 +2269,7 @@
                 <w:szCs w:val="18"/>
                 <w:lang w:val="en-GB" w:eastAsia="en-GB"/>
               </w:rPr>
-              <w:t>ABDULLAH BAYDOGAN</w:t>
+              <w:t>ABDULLAH BAYDOĞAN</w:t>
             </w:r>
           </w:p>
         </w:tc>
@@ -2504,7 +2441,7 @@
               <w:bottom w:val="single" w:sz="4" w:space="0" w:color="auto"/>
               <w:right w:val="single" w:sz="4" w:space="0" w:color="auto"/>
             </w:tcBorders>
-            <w:vAlign w:val="bottom"/>
+            <w:vAlign w:val="center"/>
           </w:tcPr>
           <w:p>
             <w:pPr>
@@ -2517,6 +2454,43 @@
                 <w:lang w:val="en-GB" w:eastAsia="en-GB"/>
               </w:rPr>
             </w:pPr>
+            <w:r>
+              <w:drawing>
+                <wp:inline distT="0" distB="0" distL="0" distR="0">
+                  <wp:extent cx="659218" cy="566928"/>
+                  <wp:effectExtent l="0" t="0" r="0" b="0"/>
+                  <wp:docPr id="900102" name="Imza Ali Kaan Genc"/>
+                  <wp:cNvGraphicFramePr>
+                    <a:graphicFrameLocks xmlns:a="http://schemas.openxmlformats.org/drawingml/2006/main" noChangeAspect="1"/>
+                  </wp:cNvGraphicFramePr>
+                  <a:graphic xmlns:a="http://schemas.openxmlformats.org/drawingml/2006/main">
+                    <a:graphicData uri="http://schemas.openxmlformats.org/drawingml/2006/picture">
+                      <pic:pic xmlns:pic="http://schemas.openxmlformats.org/drawingml/2006/picture">
+                        <pic:nvPicPr>
+                          <pic:cNvPr id="900102" name="Imza Ali Kaan Genc"/>
+                          <pic:cNvPicPr/>
+                        </pic:nvPicPr>
+                        <pic:blipFill>
+                          <a:blip r:embed="sigAliKaan"/>
+                          <a:stretch>
+                            <a:fillRect/>
+                          </a:stretch>
+                        </pic:blipFill>
+                        <pic:spPr>
+                          <a:xfrm>
+                            <a:off x="0" y="0"/>
+                            <a:ext cx="659218" cy="566928"/>
+                          </a:xfrm>
+                          <a:prstGeom prst="rect">
+                            <a:avLst/>
+                          </a:prstGeom>
+                        </pic:spPr>
+                      </pic:pic>
+                    </a:graphicData>
+                  </a:graphic>
+                </wp:inline>
+              </w:drawing>
+            </w:r>
           </w:p>
         </w:tc>
         <w:tc>
@@ -2554,7 +2528,7 @@
               <w:bottom w:val="single" w:sz="4" w:space="0" w:color="auto"/>
               <w:right w:val="single" w:sz="4" w:space="0" w:color="auto"/>
             </w:tcBorders>
-            <w:vAlign w:val="bottom"/>
+            <w:vAlign w:val="center"/>
           </w:tcPr>
           <w:p>
             <w:pPr>
@@ -2567,6 +2541,43 @@
                 <w:lang w:val="en-GB" w:eastAsia="en-GB"/>
               </w:rPr>
             </w:pPr>
+            <w:r>
+              <w:drawing>
+                <wp:inline distT="0" distB="0" distL="0" distR="0">
+                  <wp:extent cx="850392" cy="566928"/>
+                  <wp:effectExtent l="0" t="0" r="0" b="0"/>
+                  <wp:docPr id="900104" name="Imza Abdullah Baydogan"/>
+                  <wp:cNvGraphicFramePr>
+                    <a:graphicFrameLocks xmlns:a="http://schemas.openxmlformats.org/drawingml/2006/main" noChangeAspect="1"/>
+                  </wp:cNvGraphicFramePr>
+                  <a:graphic xmlns:a="http://schemas.openxmlformats.org/drawingml/2006/main">
+                    <a:graphicData uri="http://schemas.openxmlformats.org/drawingml/2006/picture">
+                      <pic:pic xmlns:pic="http://schemas.openxmlformats.org/drawingml/2006/picture">
+                        <pic:nvPicPr>
+                          <pic:cNvPr id="900104" name="Imza Abdullah Baydogan"/>
+                          <pic:cNvPicPr/>
+                        </pic:nvPicPr>
+                        <pic:blipFill>
+                          <a:blip r:embed="rId9"/>
+                          <a:stretch>
+                            <a:fillRect/>
+                          </a:stretch>
+                        </pic:blipFill>
+                        <pic:spPr>
+                          <a:xfrm>
+                            <a:off x="0" y="0"/>
+                            <a:ext cx="850392" cy="566928"/>
+                          </a:xfrm>
+                          <a:prstGeom prst="rect">
+                            <a:avLst/>
+                          </a:prstGeom>
+                        </pic:spPr>
+                      </pic:pic>
+                    </a:graphicData>
+                  </a:graphic>
+                </wp:inline>
+              </w:drawing>
+            </w:r>
           </w:p>
         </w:tc>
         <w:tc>
@@ -2604,7 +2615,7 @@
               <w:bottom w:val="single" w:sz="4" w:space="0" w:color="auto"/>
               <w:right w:val="single" w:sz="4" w:space="0" w:color="auto"/>
             </w:tcBorders>
-            <w:vAlign w:val="bottom"/>
+            <w:vAlign w:val="center"/>
           </w:tcPr>
           <w:p>
             <w:pPr>
@@ -2617,6 +2628,43 @@
                 <w:lang w:val="en-GB" w:eastAsia="en-GB"/>
               </w:rPr>
             </w:pPr>
+            <w:r>
+              <w:drawing>
+                <wp:inline distT="0" distB="0" distL="0" distR="0">
+                  <wp:extent cx="944879" cy="566928"/>
+                  <wp:effectExtent l="0" t="0" r="0" b="0"/>
+                  <wp:docPr id="900106" name="Imza Fatih Salbars"/>
+                  <wp:cNvGraphicFramePr>
+                    <a:graphicFrameLocks xmlns:a="http://schemas.openxmlformats.org/drawingml/2006/main" noChangeAspect="1"/>
+                  </wp:cNvGraphicFramePr>
+                  <a:graphic xmlns:a="http://schemas.openxmlformats.org/drawingml/2006/main">
+                    <a:graphicData uri="http://schemas.openxmlformats.org/drawingml/2006/picture">
+                      <pic:pic xmlns:pic="http://schemas.openxmlformats.org/drawingml/2006/picture">
+                        <pic:nvPicPr>
+                          <pic:cNvPr id="900106" name="Imza Fatih Salbars"/>
+                          <pic:cNvPicPr/>
+                        </pic:nvPicPr>
+                        <pic:blipFill>
+                          <a:blip r:embed="sigFatih"/>
+                          <a:stretch>
+                            <a:fillRect/>
+                          </a:stretch>
+                        </pic:blipFill>
+                        <pic:spPr>
+                          <a:xfrm>
+                            <a:off x="0" y="0"/>
+                            <a:ext cx="944879" cy="566928"/>
+                          </a:xfrm>
+                          <a:prstGeom prst="rect">
+                            <a:avLst/>
+                          </a:prstGeom>
+                        </pic:spPr>
+                      </pic:pic>
+                    </a:graphicData>
+                  </a:graphic>
+                </wp:inline>
+              </w:drawing>
+            </w:r>
           </w:p>
         </w:tc>
       </w:tr>

--- a/prosedurler/EMS.ÜR.TL.05.02. Cutting Room Instruction.docx
+++ b/prosedurler/EMS.ÜR.TL.05.02. Cutting Room Instruction.docx
@@ -32,7 +32,7 @@
           <w:sz w:val="24"/>
           <w:szCs w:val="24"/>
         </w:rPr>
-        <w:t xml:space="preserve">This instruction defines how fabric is relaxed, spread, cut, numbered and bundled in the cutting room of EMS, so that cut parts match the approved pattern, shade and quantity and cutting work is done safely.</w:t>
+        <w:t xml:space="preserve">This instruction defines how marker plans are checked, how fabric is relaxed, spread, cut, numbered, bundled, sorted and issued in the cutting room of Eroglu Knitting (EMS), so that cut parts match the approved pattern, shade and quantity, every part is traceable, and cutting work is done safely. It covers the topics of the QMS cutting instructions TLM-KES-01 (marker making and efficiency), TLM-KES-03 (cutting and blade safety), TLM-KES-04 (bundling and shade check) and TLM-KES-05 (cutting sorting and defect separation).</w:t>
       </w:r>
     </w:p>
     <w:p>
@@ -73,7 +73,7 @@
           <w:sz w:val="24"/>
           <w:szCs w:val="24"/>
         </w:rPr>
-        <w:t xml:space="preserve">It applies to all spreading tables, straight knife, band knife and automatic cutting machines, fusing presses and to all cutting room staff.</w:t>
+        <w:t xml:space="preserve">It applies to marker planning, spreading tables, straight knife, band knife and automatic cutting machines, fusing presses, the numbering, bundling and sorting area, and to all cutting room staff, from receipt of the fabric from the warehouse to delivery of the bundles to the sewing lines. Fabric relaxation and spreading details are also covered by EMS.ÜR.TL.05.09. Fabric Relaxation and Spreading Instruction.</w:t>
       </w:r>
     </w:p>
     <w:p>
@@ -132,7 +132,7 @@
           <w:sz w:val="24"/>
           <w:szCs w:val="24"/>
         </w:rPr>
-        <w:t xml:space="preserve"> Plans the cutting orders, checks the marker and the first lay, and approves the cut quantities.</w:t>
+        <w:t xml:space="preserve"> Plans the cutting orders, approves the marker and the first lay, supervises cutting, approves the cut quantities and opens the DOP (CAPA) when limits are exceeded.</w:t>
       </w:r>
     </w:p>
     <w:p>
@@ -158,15 +158,15 @@
           <w:sz w:val="24"/>
           <w:szCs w:val="24"/>
         </w:rPr>
-        <w:t xml:space="preserve">Spreaders and Cutters:</w:t>
-      </w:r>
-      <w:r>
-        <w:rPr>
-          <w:rFonts w:ascii="Calibri" w:hAnsi="Calibri" w:cs="Arial"/>
-          <w:sz w:val="24"/>
-          <w:szCs w:val="24"/>
-        </w:rPr>
-        <w:t xml:space="preserve"> Spread and cut the fabric according to this instruction and the cutting order.</w:t>
+        <w:t xml:space="preserve">Marker Maker:</w:t>
+      </w:r>
+      <w:r>
+        <w:rPr>
+          <w:rFonts w:ascii="Calibri" w:hAnsi="Calibri" w:cs="Arial"/>
+          <w:sz w:val="24"/>
+          <w:szCs w:val="24"/>
+        </w:rPr>
+        <w:t xml:space="preserve"> Prepares the marker according to the technical sheet, size ratio and fabric width, records the marker efficiency and uses only the current pattern revision.</w:t>
       </w:r>
     </w:p>
     <w:p>
@@ -192,15 +192,15 @@
           <w:sz w:val="24"/>
           <w:szCs w:val="24"/>
         </w:rPr>
-        <w:t xml:space="preserve">Numbering and Bundling Staff:</w:t>
-      </w:r>
-      <w:r>
-        <w:rPr>
-          <w:rFonts w:ascii="Calibri" w:hAnsi="Calibri" w:cs="Arial"/>
-          <w:sz w:val="24"/>
-          <w:szCs w:val="24"/>
-        </w:rPr>
-        <w:t xml:space="preserve"> Number, sort, bundle and label the cut parts and issue them to the sewing lines.</w:t>
+        <w:t xml:space="preserve">Spreaders and Cutters:</w:t>
+      </w:r>
+      <w:r>
+        <w:rPr>
+          <w:rFonts w:ascii="Calibri" w:hAnsi="Calibri" w:cs="Arial"/>
+          <w:sz w:val="24"/>
+          <w:szCs w:val="24"/>
+        </w:rPr>
+        <w:t xml:space="preserve"> Spread and cut the fabric according to this instruction, the marker and the cutting order, and check blade sharpness at the start of each shift.</w:t>
       </w:r>
     </w:p>
     <w:p>
@@ -226,6 +226,40 @@
           <w:sz w:val="24"/>
           <w:szCs w:val="24"/>
         </w:rPr>
+        <w:t xml:space="preserve">Numbering and Bundling Staff:</w:t>
+      </w:r>
+      <w:r>
+        <w:rPr>
+          <w:rFonts w:ascii="Calibri" w:hAnsi="Calibri" w:cs="Arial"/>
+          <w:sz w:val="24"/>
+          <w:szCs w:val="24"/>
+        </w:rPr>
+        <w:t xml:space="preserve"> Number, sort, bundle and label the cut parts and issue them to the sewing lines with a delivery record.</w:t>
+      </w:r>
+    </w:p>
+    <w:p>
+      <w:pPr>
+        <w:pStyle w:val="ListeParagraf"/>
+        <w:spacing w:after="80"/>
+        <w:ind w:left="709" w:right="0"/>
+        <w:jc w:val="both"/>
+      </w:pPr>
+      <w:r>
+        <w:rPr>
+          <w:rFonts w:ascii="Calibri" w:hAnsi="Calibri" w:cs="Arial"/>
+          <w:sz w:val="24"/>
+          <w:szCs w:val="24"/>
+        </w:rPr>
+        <w:t xml:space="preserve">• </w:t>
+      </w:r>
+      <w:r>
+        <w:rPr>
+          <w:rFonts w:ascii="Calibri" w:hAnsi="Calibri" w:cs="Arial"/>
+          <w:b/>
+          <w:bCs/>
+          <w:sz w:val="24"/>
+          <w:szCs w:val="24"/>
+        </w:rPr>
         <w:t xml:space="preserve">QC Inspector:</w:t>
       </w:r>
       <w:r>
@@ -234,7 +268,41 @@
           <w:sz w:val="24"/>
           <w:szCs w:val="24"/>
         </w:rPr>
-        <w:t xml:space="preserve"> Checks cut parts against the pattern for size, shape, notches and shade before issue.</w:t>
+        <w:t xml:space="preserve"> Checks cut parts against the pattern for size, shape, notches and shade, records the results, separates defective parts and proposes stopping the lay if limits are exceeded.</w:t>
+      </w:r>
+    </w:p>
+    <w:p>
+      <w:pPr>
+        <w:pStyle w:val="ListeParagraf"/>
+        <w:spacing w:after="80"/>
+        <w:ind w:left="709" w:right="0"/>
+        <w:jc w:val="both"/>
+      </w:pPr>
+      <w:r>
+        <w:rPr>
+          <w:rFonts w:ascii="Calibri" w:hAnsi="Calibri" w:cs="Arial"/>
+          <w:sz w:val="24"/>
+          <w:szCs w:val="24"/>
+        </w:rPr>
+        <w:t xml:space="preserve">• </w:t>
+      </w:r>
+      <w:r>
+        <w:rPr>
+          <w:rFonts w:ascii="Calibri" w:hAnsi="Calibri" w:cs="Arial"/>
+          <w:b/>
+          <w:bCs/>
+          <w:sz w:val="24"/>
+          <w:szCs w:val="24"/>
+        </w:rPr>
+        <w:t xml:space="preserve">QA Manager:</w:t>
+      </w:r>
+      <w:r>
+        <w:rPr>
+          <w:rFonts w:ascii="Calibri" w:hAnsi="Calibri" w:cs="Arial"/>
+          <w:sz w:val="24"/>
+          <w:szCs w:val="24"/>
+        </w:rPr>
+        <w:t xml:space="preserve"> Decides on acceptance, rejection and release of affected lots and manages the DOP (CAPA) process.</w:t>
       </w:r>
     </w:p>
     <w:p>
@@ -319,6 +387,40 @@
           <w:sz w:val="24"/>
           <w:szCs w:val="24"/>
         </w:rPr>
+        <w:t xml:space="preserve">Marker Efficiency:</w:t>
+      </w:r>
+      <w:r>
+        <w:rPr>
+          <w:rFonts w:ascii="Calibri" w:hAnsi="Calibri" w:cs="Arial"/>
+          <w:sz w:val="24"/>
+          <w:szCs w:val="24"/>
+        </w:rPr>
+        <w:t xml:space="preserve"> The ratio of the area of the pattern pieces to the total fabric area of the marker, expressed as a percentage.</w:t>
+      </w:r>
+    </w:p>
+    <w:p>
+      <w:pPr>
+        <w:pStyle w:val="ListeParagraf"/>
+        <w:spacing w:after="80"/>
+        <w:ind w:left="709" w:right="0"/>
+        <w:jc w:val="both"/>
+      </w:pPr>
+      <w:r>
+        <w:rPr>
+          <w:rFonts w:ascii="Calibri" w:hAnsi="Calibri" w:cs="Arial"/>
+          <w:sz w:val="24"/>
+          <w:szCs w:val="24"/>
+        </w:rPr>
+        <w:t xml:space="preserve">• </w:t>
+      </w:r>
+      <w:r>
+        <w:rPr>
+          <w:rFonts w:ascii="Calibri" w:hAnsi="Calibri" w:cs="Arial"/>
+          <w:b/>
+          <w:bCs/>
+          <w:sz w:val="24"/>
+          <w:szCs w:val="24"/>
+        </w:rPr>
         <w:t xml:space="preserve">Lay:</w:t>
       </w:r>
       <w:r>
@@ -328,6 +430,108 @@
           <w:szCs w:val="24"/>
         </w:rPr>
         <w:t xml:space="preserve"> The stack of fabric plies spread on the table for cutting in one operation.</w:t>
+      </w:r>
+    </w:p>
+    <w:p>
+      <w:pPr>
+        <w:pStyle w:val="ListeParagraf"/>
+        <w:spacing w:after="80"/>
+        <w:ind w:left="709" w:right="0"/>
+        <w:jc w:val="both"/>
+      </w:pPr>
+      <w:r>
+        <w:rPr>
+          <w:rFonts w:ascii="Calibri" w:hAnsi="Calibri" w:cs="Arial"/>
+          <w:sz w:val="24"/>
+          <w:szCs w:val="24"/>
+        </w:rPr>
+        <w:t xml:space="preserve">• </w:t>
+      </w:r>
+      <w:r>
+        <w:rPr>
+          <w:rFonts w:ascii="Calibri" w:hAnsi="Calibri" w:cs="Arial"/>
+          <w:b/>
+          <w:bCs/>
+          <w:sz w:val="24"/>
+          <w:szCs w:val="24"/>
+        </w:rPr>
+        <w:t xml:space="preserve">Shade Variation:</w:t>
+      </w:r>
+      <w:r>
+        <w:rPr>
+          <w:rFonts w:ascii="Calibri" w:hAnsi="Calibri" w:cs="Arial"/>
+          <w:sz w:val="24"/>
+          <w:szCs w:val="24"/>
+        </w:rPr>
+        <w:t xml:space="preserve"> The difference in colour shade between plies or rolls of the same lot, assessed visually under standard light and, when required, by colour measurement (ΔE).</w:t>
+      </w:r>
+    </w:p>
+    <w:p>
+      <w:pPr>
+        <w:pStyle w:val="ListeParagraf"/>
+        <w:spacing w:after="80"/>
+        <w:ind w:left="709" w:right="0"/>
+        <w:jc w:val="both"/>
+      </w:pPr>
+      <w:r>
+        <w:rPr>
+          <w:rFonts w:ascii="Calibri" w:hAnsi="Calibri" w:cs="Arial"/>
+          <w:sz w:val="24"/>
+          <w:szCs w:val="24"/>
+        </w:rPr>
+        <w:t xml:space="preserve">• </w:t>
+      </w:r>
+      <w:r>
+        <w:rPr>
+          <w:rFonts w:ascii="Calibri" w:hAnsi="Calibri" w:cs="Arial"/>
+          <w:b/>
+          <w:bCs/>
+          <w:sz w:val="24"/>
+          <w:szCs w:val="24"/>
+        </w:rPr>
+        <w:t xml:space="preserve">Bundle:</w:t>
+      </w:r>
+      <w:r>
+        <w:rPr>
+          <w:rFonts w:ascii="Calibri" w:hAnsi="Calibri" w:cs="Arial"/>
+          <w:sz w:val="24"/>
+          <w:szCs w:val="24"/>
+        </w:rPr>
+        <w:t xml:space="preserve"> A numbered package of cut parts of the same size, ply group and shade issued to sewing.</w:t>
+      </w:r>
+    </w:p>
+    <w:p>
+      <w:pPr>
+        <w:pStyle w:val="ListeParagraf"/>
+        <w:spacing w:after="80"/>
+        <w:ind w:left="709" w:right="0"/>
+        <w:jc w:val="both"/>
+      </w:pPr>
+      <w:r>
+        <w:rPr>
+          <w:rFonts w:ascii="Calibri" w:hAnsi="Calibri" w:cs="Arial"/>
+          <w:sz w:val="24"/>
+          <w:szCs w:val="24"/>
+        </w:rPr>
+        <w:t xml:space="preserve">• </w:t>
+      </w:r>
+      <w:r>
+        <w:rPr>
+          <w:rFonts w:ascii="Calibri" w:hAnsi="Calibri" w:cs="Arial"/>
+          <w:b/>
+          <w:bCs/>
+          <w:sz w:val="24"/>
+          <w:szCs w:val="24"/>
+        </w:rPr>
+        <w:t xml:space="preserve">DOP (CAPA):</w:t>
+      </w:r>
+      <w:r>
+        <w:rPr>
+          <w:rFonts w:ascii="Calibri" w:hAnsi="Calibri" w:cs="Arial"/>
+          <w:sz w:val="24"/>
+          <w:szCs w:val="24"/>
+        </w:rPr>
+        <w:t xml:space="preserve"> Corrective and preventive action.</w:t>
       </w:r>
     </w:p>
     <w:p>
@@ -401,7 +605,7 @@
           <w:sz w:val="24"/>
           <w:szCs w:val="24"/>
         </w:rPr>
-        <w:t xml:space="preserve">1.2. Use only fabric released by quality and relaxed for the time given by the customer requirement (minimum 24 hours for knitted fabric unless otherwise specified).</w:t>
+        <w:t xml:space="preserve">1.2. Use only fabric released by quality and relaxed for the time given by the customer requirement (minimum 24 hours for knitted fabric unless otherwise specified; longer for fabrics with high shrinkage potential).</w:t>
       </w:r>
     </w:p>
     <w:p>
@@ -418,6 +622,22 @@
           <w:szCs w:val="24"/>
         </w:rPr>
         <w:t xml:space="preserve">1.3. Check that the knife guard, steel mesh glove, emergency stop and knife sharpener work correctly.</w:t>
+      </w:r>
+    </w:p>
+    <w:p>
+      <w:pPr>
+        <w:pStyle w:val="ListeParagraf"/>
+        <w:spacing w:after="80"/>
+        <w:ind w:left="709" w:right="0"/>
+        <w:jc w:val="both"/>
+      </w:pPr>
+      <w:r>
+        <w:rPr>
+          <w:rFonts w:ascii="Calibri" w:hAnsi="Calibri" w:cs="Arial"/>
+          <w:sz w:val="24"/>
+          <w:szCs w:val="24"/>
+        </w:rPr>
+        <w:t xml:space="preserve">1.4. Receive the rolls from the warehouse by roll number, lot and length, match them with the cutting order, and check width and shade; fabric that is not checked or not released by the laboratory is not spread. Faulty, stained or holed rolls are separated and labelled according to the nonconforming product procedure.</w:t>
       </w:r>
     </w:p>
     <w:p>
@@ -442,7 +662,7 @@
           <w:sz w:val="24"/>
           <w:szCs w:val="24"/>
         </w:rPr>
-        <w:t xml:space="preserve">2. OPERATION</w:t>
+        <w:t xml:space="preserve">2. MARKER MAKING AND EFFICIENCY</w:t>
       </w:r>
     </w:p>
     <w:p>
@@ -458,7 +678,7 @@
           <w:sz w:val="24"/>
           <w:szCs w:val="24"/>
         </w:rPr>
-        <w:t xml:space="preserve">2.1. Spread the fabric without tension, with edges aligned and face side as required; separate shade lots with paper and do not mix them in one lay.</w:t>
+        <w:t xml:space="preserve">2.1. The marker is drawn considering the technical sheet, size distribution, fabric width and fabric direction; for directional fabrics, stripes and checks, the matching and direction rules are shown on the marker.</w:t>
       </w:r>
     </w:p>
     <w:p>
@@ -474,7 +694,7 @@
           <w:sz w:val="24"/>
           <w:szCs w:val="24"/>
         </w:rPr>
-        <w:t xml:space="preserve">2.2. Place the marker, check it against the approved pattern and secure the lay with clamps or weights.</w:t>
+        <w:t xml:space="preserve">2.2. The marker width does not exceed the usable fabric width (tolerance ± 1 cm), and the marker size and number of pieces are compared with the customer-approved pattern; the current pattern revision is used.</w:t>
       </w:r>
     </w:p>
     <w:p>
@@ -490,7 +710,7 @@
           <w:sz w:val="24"/>
           <w:szCs w:val="24"/>
         </w:rPr>
-        <w:t xml:space="preserve">2.3. Cut along the marker lines with the knife kept vertical; cut notches and drill marks exactly as marked.</w:t>
+        <w:t xml:space="preserve">2.3. The marker efficiency is recorded for each marker; if it is below the target (example: ≥ 85%, set per style), the layout is optimised again and fabric consumption is recorded.</w:t>
       </w:r>
     </w:p>
     <w:p>
@@ -506,23 +726,7 @@
           <w:sz w:val="24"/>
           <w:szCs w:val="24"/>
         </w:rPr>
-        <w:t xml:space="preserve">2.4. The supervisor and QC check the top, middle and bottom plies of the first lay for size and shape before the rest is cut.</w:t>
-      </w:r>
-    </w:p>
-    <w:p>
-      <w:pPr>
-        <w:pStyle w:val="ListeParagraf"/>
-        <w:spacing w:after="80"/>
-        <w:ind w:left="709" w:right="0"/>
-        <w:jc w:val="both"/>
-      </w:pPr>
-      <w:r>
-        <w:rPr>
-          <w:rFonts w:ascii="Calibri" w:hAnsi="Calibri" w:cs="Arial"/>
-          <w:sz w:val="24"/>
-          <w:szCs w:val="24"/>
-        </w:rPr>
-        <w:t xml:space="preserve">2.5. Number every ply, bundle the parts by size and shade with a bundle ticket, and record cut quantities and fabric consumption in the cutting report.</w:t>
+        <w:t xml:space="preserve">2.4. Spreading and cutting do not start with an unapproved marker.</w:t>
       </w:r>
     </w:p>
     <w:p>
@@ -547,7 +751,379 @@
           <w:sz w:val="24"/>
           <w:szCs w:val="24"/>
         </w:rPr>
-        <w:t xml:space="preserve">3. SAFETY RULES / PROHIBITIONS</w:t>
+        <w:t xml:space="preserve">3. OPERATION</w:t>
+      </w:r>
+    </w:p>
+    <w:p>
+      <w:pPr>
+        <w:pStyle w:val="ListeParagraf"/>
+        <w:spacing w:after="80"/>
+        <w:ind w:left="709" w:right="0"/>
+        <w:jc w:val="both"/>
+      </w:pPr>
+      <w:r>
+        <w:rPr>
+          <w:rFonts w:ascii="Calibri" w:hAnsi="Calibri" w:cs="Arial"/>
+          <w:sz w:val="24"/>
+          <w:szCs w:val="24"/>
+        </w:rPr>
+        <w:t xml:space="preserve">3.1. Spread the fabric without tension, with edges aligned (± 2 mm) and face side as required; separate shade lots with paper and do not mix them in one lay.</w:t>
+      </w:r>
+    </w:p>
+    <w:p>
+      <w:pPr>
+        <w:pStyle w:val="ListeParagraf"/>
+        <w:spacing w:after="80"/>
+        <w:ind w:left="709" w:right="0"/>
+        <w:jc w:val="both"/>
+      </w:pPr>
+      <w:r>
+        <w:rPr>
+          <w:rFonts w:ascii="Calibri" w:hAnsi="Calibri" w:cs="Arial"/>
+          <w:sz w:val="24"/>
+          <w:szCs w:val="24"/>
+        </w:rPr>
+        <w:t xml:space="preserve">3.2. Check the number of plies, the fabric direction and the splice overlap (not less than the value on the marker); mark fabric faults found during spreading and remove the faulty area from the parts or respread. The lay height is kept within the limit of the machine capacity and cutting quality.</w:t>
+      </w:r>
+    </w:p>
+    <w:p>
+      <w:pPr>
+        <w:pStyle w:val="ListeParagraf"/>
+        <w:spacing w:after="80"/>
+        <w:ind w:left="709" w:right="0"/>
+        <w:jc w:val="both"/>
+      </w:pPr>
+      <w:r>
+        <w:rPr>
+          <w:rFonts w:ascii="Calibri" w:hAnsi="Calibri" w:cs="Arial"/>
+          <w:sz w:val="24"/>
+          <w:szCs w:val="24"/>
+        </w:rPr>
+        <w:t xml:space="preserve">3.3. Place the marker, check it against the approved pattern and secure the lay with clamps or weights.</w:t>
+      </w:r>
+    </w:p>
+    <w:p>
+      <w:pPr>
+        <w:pStyle w:val="ListeParagraf"/>
+        <w:spacing w:after="80"/>
+        <w:ind w:left="709" w:right="0"/>
+        <w:jc w:val="both"/>
+      </w:pPr>
+      <w:r>
+        <w:rPr>
+          <w:rFonts w:ascii="Calibri" w:hAnsi="Calibri" w:cs="Arial"/>
+          <w:sz w:val="24"/>
+          <w:szCs w:val="24"/>
+        </w:rPr>
+        <w:t xml:space="preserve">3.4. Cut along the marker lines with the knife kept vertical; main parts are cut first and small detail parts after; cut notches and drill marks exactly as marked. The deviation from the line is within ± 1 mm.</w:t>
+      </w:r>
+    </w:p>
+    <w:p>
+      <w:pPr>
+        <w:pStyle w:val="ListeParagraf"/>
+        <w:spacing w:after="80"/>
+        <w:ind w:left="709" w:right="0"/>
+        <w:jc w:val="both"/>
+      </w:pPr>
+      <w:r>
+        <w:rPr>
+          <w:rFonts w:ascii="Calibri" w:hAnsi="Calibri" w:cs="Arial"/>
+          <w:sz w:val="24"/>
+          <w:szCs w:val="24"/>
+        </w:rPr>
+        <w:t xml:space="preserve">3.5. The supervisor and QC check the top, middle and bottom plies of the first lay for size and shape (pattern size ± 2 mm) before the rest is cut; serial cutting continues only after approval.</w:t>
+      </w:r>
+    </w:p>
+    <w:p>
+      <w:pPr>
+        <w:pStyle w:val="ListeParagraf"/>
+        <w:spacing w:after="80"/>
+        <w:ind w:left="709" w:right="0"/>
+        <w:jc w:val="both"/>
+      </w:pPr>
+      <w:r>
+        <w:rPr>
+          <w:rFonts w:ascii="Calibri" w:hAnsi="Calibri" w:cs="Arial"/>
+          <w:sz w:val="24"/>
+          <w:szCs w:val="24"/>
+        </w:rPr>
+        <w:t xml:space="preserve">3.6. Record the number of plies, length and shade order of the lay and the cut quantities and fabric consumption in the cutting report (EMS.QA.FRM.02.01).</w:t>
+      </w:r>
+    </w:p>
+    <w:p>
+      <w:pPr>
+        <w:pStyle w:val="ListeParagraf"/>
+        <w:spacing w:after="80"/>
+        <w:ind w:left="709" w:right="0"/>
+        <w:jc w:val="both"/>
+      </w:pPr>
+    </w:p>
+    <w:p>
+      <w:pPr>
+        <w:pStyle w:val="ListeParagraf"/>
+        <w:spacing w:before="120" w:after="60"/>
+        <w:ind w:left="709" w:right="0"/>
+      </w:pPr>
+      <w:r>
+        <w:rPr>
+          <w:rFonts w:ascii="Calibri" w:hAnsi="Calibri" w:cs="Arial"/>
+          <w:b/>
+          <w:bCs/>
+          <w:sz w:val="24"/>
+          <w:szCs w:val="24"/>
+        </w:rPr>
+        <w:t xml:space="preserve">4. NUMBERING, BUNDLING AND SHADE CHECK</w:t>
+      </w:r>
+    </w:p>
+    <w:p>
+      <w:pPr>
+        <w:pStyle w:val="ListeParagraf"/>
+        <w:spacing w:after="80"/>
+        <w:ind w:left="709" w:right="0"/>
+        <w:jc w:val="both"/>
+      </w:pPr>
+      <w:r>
+        <w:rPr>
+          <w:rFonts w:ascii="Calibri" w:hAnsi="Calibri" w:cs="Arial"/>
+          <w:sz w:val="24"/>
+          <w:szCs w:val="24"/>
+        </w:rPr>
+        <w:t xml:space="preserve">4.1. Number every ply and mark each part with its ply number and size; labels or adhesive numbers are applied so that they do not damage the face of the fabric.</w:t>
+      </w:r>
+    </w:p>
+    <w:p>
+      <w:pPr>
+        <w:pStyle w:val="ListeParagraf"/>
+        <w:spacing w:after="80"/>
+        <w:ind w:left="709" w:right="0"/>
+        <w:jc w:val="both"/>
+      </w:pPr>
+      <w:r>
+        <w:rPr>
+          <w:rFonts w:ascii="Calibri" w:hAnsi="Calibri" w:cs="Arial"/>
+          <w:sz w:val="24"/>
+          <w:szCs w:val="24"/>
+        </w:rPr>
+        <w:t xml:space="preserve">4.2. All parts of one garment are matched with the same ply number; plies with shade variation are never mixed.</w:t>
+      </w:r>
+    </w:p>
+    <w:p>
+      <w:pPr>
+        <w:pStyle w:val="ListeParagraf"/>
+        <w:spacing w:after="80"/>
+        <w:ind w:left="709" w:right="0"/>
+        <w:jc w:val="both"/>
+      </w:pPr>
+      <w:r>
+        <w:rPr>
+          <w:rFonts w:ascii="Calibri" w:hAnsi="Calibri" w:cs="Arial"/>
+          <w:sz w:val="24"/>
+          <w:szCs w:val="24"/>
+        </w:rPr>
+        <w:t xml:space="preserve">4.3. Shade is checked visually under standard light and, when required, by colour measurement; the target within one bundle is ΔE ≤ 1.0 and visually not noticeable (the limit is defined in the customer specification). Plies with deviation are marked and bundled separately.</w:t>
+      </w:r>
+    </w:p>
+    <w:p>
+      <w:pPr>
+        <w:pStyle w:val="ListeParagraf"/>
+        <w:spacing w:after="80"/>
+        <w:ind w:left="709" w:right="0"/>
+        <w:jc w:val="both"/>
+      </w:pPr>
+      <w:r>
+        <w:rPr>
+          <w:rFonts w:ascii="Calibri" w:hAnsi="Calibri" w:cs="Arial"/>
+          <w:sz w:val="24"/>
+          <w:szCs w:val="24"/>
+        </w:rPr>
+        <w:t xml:space="preserve">4.4. The bundle ticket contains order, style, size, ply, quantity and cut date to provide traceability; numbering accuracy is 100%.</w:t>
+      </w:r>
+    </w:p>
+    <w:p>
+      <w:pPr>
+        <w:pStyle w:val="ListeParagraf"/>
+        <w:spacing w:after="80"/>
+        <w:ind w:left="709" w:right="0"/>
+        <w:jc w:val="both"/>
+      </w:pPr>
+    </w:p>
+    <w:p>
+      <w:pPr>
+        <w:pStyle w:val="ListeParagraf"/>
+        <w:spacing w:before="120" w:after="60"/>
+        <w:ind w:left="709" w:right="0"/>
+      </w:pPr>
+      <w:r>
+        <w:rPr>
+          <w:rFonts w:ascii="Calibri" w:hAnsi="Calibri" w:cs="Arial"/>
+          <w:b/>
+          <w:bCs/>
+          <w:sz w:val="24"/>
+          <w:szCs w:val="24"/>
+        </w:rPr>
+        <w:t xml:space="preserve">5. SORTING AND DEFECT SEPARATION</w:t>
+      </w:r>
+    </w:p>
+    <w:p>
+      <w:pPr>
+        <w:pStyle w:val="ListeParagraf"/>
+        <w:spacing w:after="80"/>
+        <w:ind w:left="709" w:right="0"/>
+        <w:jc w:val="both"/>
+      </w:pPr>
+      <w:r>
+        <w:rPr>
+          <w:rFonts w:ascii="Calibri" w:hAnsi="Calibri" w:cs="Arial"/>
+          <w:sz w:val="24"/>
+          <w:szCs w:val="24"/>
+        </w:rPr>
+        <w:t xml:space="preserve">5.1. Cut parts are counted and visually checked; sampling for part measurement follows ISO 2859-1 (AQL 2.5, level II) unless the customer specifies otherwise.</w:t>
+      </w:r>
+    </w:p>
+    <w:p>
+      <w:pPr>
+        <w:pStyle w:val="ListeParagraf"/>
+        <w:spacing w:after="80"/>
+        <w:ind w:left="709" w:right="0"/>
+        <w:jc w:val="both"/>
+      </w:pPr>
+      <w:r>
+        <w:rPr>
+          <w:rFonts w:ascii="Calibri" w:hAnsi="Calibri" w:cs="Arial"/>
+          <w:sz w:val="24"/>
+          <w:szCs w:val="24"/>
+        </w:rPr>
+        <w:t xml:space="preserve">5.2. Defective parts are sorted, and the defect type and quantity are recorded on the Cutting Room Sorting Defect Form (EMS.QA.FRM.02.02); the cutting defect rate target is ≤ 0.5%.</w:t>
+      </w:r>
+    </w:p>
+    <w:p>
+      <w:pPr>
+        <w:pStyle w:val="ListeParagraf"/>
+        <w:spacing w:after="80"/>
+        <w:ind w:left="709" w:right="0"/>
+        <w:jc w:val="both"/>
+      </w:pPr>
+      <w:r>
+        <w:rPr>
+          <w:rFonts w:ascii="Calibri" w:hAnsi="Calibri" w:cs="Arial"/>
+          <w:sz w:val="24"/>
+          <w:szCs w:val="24"/>
+        </w:rPr>
+        <w:t xml:space="preserve">5.3. A replacement for a defective part is cut from the same shade and ply group so that the shade match is maintained.</w:t>
+      </w:r>
+    </w:p>
+    <w:p>
+      <w:pPr>
+        <w:pStyle w:val="ListeParagraf"/>
+        <w:spacing w:after="80"/>
+        <w:ind w:left="709" w:right="0"/>
+        <w:jc w:val="both"/>
+      </w:pPr>
+      <w:r>
+        <w:rPr>
+          <w:rFonts w:ascii="Calibri" w:hAnsi="Calibri" w:cs="Arial"/>
+          <w:sz w:val="24"/>
+          <w:szCs w:val="24"/>
+        </w:rPr>
+        <w:t xml:space="preserve">5.4. Checked bundles are packed in order, size and ply sequence and delivered to the sewing line with a delivery record.</w:t>
+      </w:r>
+    </w:p>
+    <w:p>
+      <w:pPr>
+        <w:pStyle w:val="ListeParagraf"/>
+        <w:spacing w:after="80"/>
+        <w:ind w:left="709" w:right="0"/>
+        <w:jc w:val="both"/>
+      </w:pPr>
+    </w:p>
+    <w:p>
+      <w:pPr>
+        <w:pStyle w:val="ListeParagraf"/>
+        <w:spacing w:before="120" w:after="60"/>
+        <w:ind w:left="709" w:right="0"/>
+      </w:pPr>
+      <w:r>
+        <w:rPr>
+          <w:rFonts w:ascii="Calibri" w:hAnsi="Calibri" w:cs="Arial"/>
+          <w:b/>
+          <w:bCs/>
+          <w:sz w:val="24"/>
+          <w:szCs w:val="24"/>
+        </w:rPr>
+        <w:t xml:space="preserve">6. BLADE AND CUTTING SAFETY</w:t>
+      </w:r>
+    </w:p>
+    <w:p>
+      <w:pPr>
+        <w:pStyle w:val="ListeParagraf"/>
+        <w:spacing w:after="80"/>
+        <w:ind w:left="709" w:right="0"/>
+        <w:jc w:val="both"/>
+      </w:pPr>
+      <w:r>
+        <w:rPr>
+          <w:rFonts w:ascii="Calibri" w:hAnsi="Calibri" w:cs="Arial"/>
+          <w:sz w:val="24"/>
+          <w:szCs w:val="24"/>
+        </w:rPr>
+        <w:t xml:space="preserve">6.1. Blade sharpness and adjustment are checked at the start of every shift; burnt fabric, dragging or edge damage means the cutting is stopped and the blade and settings are checked.</w:t>
+      </w:r>
+    </w:p>
+    <w:p>
+      <w:pPr>
+        <w:pStyle w:val="ListeParagraf"/>
+        <w:spacing w:after="80"/>
+        <w:ind w:left="709" w:right="0"/>
+        <w:jc w:val="both"/>
+      </w:pPr>
+      <w:r>
+        <w:rPr>
+          <w:rFonts w:ascii="Calibri" w:hAnsi="Calibri" w:cs="Arial"/>
+          <w:sz w:val="24"/>
+          <w:szCs w:val="24"/>
+        </w:rPr>
+        <w:t xml:space="preserve">6.2. Cutting waste and fabric remnants are collected separately; recyclable waste goes to the separate bin according to the waste segregation rules.</w:t>
+      </w:r>
+    </w:p>
+    <w:p>
+      <w:pPr>
+        <w:pStyle w:val="ListeParagraf"/>
+        <w:spacing w:after="80"/>
+        <w:ind w:left="709" w:right="0"/>
+        <w:jc w:val="both"/>
+      </w:pPr>
+      <w:r>
+        <w:rPr>
+          <w:rFonts w:ascii="Calibri" w:hAnsi="Calibri" w:cs="Arial"/>
+          <w:sz w:val="24"/>
+          <w:szCs w:val="24"/>
+        </w:rPr>
+        <w:t xml:space="preserve">6.3. Machine safety requirements are applied according to EMS.İS.TL.18.03. Sewing and Cutting Machine Safety Instruction.</w:t>
+      </w:r>
+    </w:p>
+    <w:p>
+      <w:pPr>
+        <w:pStyle w:val="ListeParagraf"/>
+        <w:spacing w:after="80"/>
+        <w:ind w:left="709" w:right="0"/>
+        <w:jc w:val="both"/>
+      </w:pPr>
+    </w:p>
+    <w:p>
+      <w:pPr>
+        <w:pStyle w:val="ListeParagraf"/>
+        <w:spacing w:before="120" w:after="60"/>
+        <w:ind w:left="709" w:right="0"/>
+      </w:pPr>
+      <w:r>
+        <w:rPr>
+          <w:rFonts w:ascii="Calibri" w:hAnsi="Calibri" w:cs="Arial"/>
+          <w:b/>
+          <w:bCs/>
+          <w:sz w:val="24"/>
+          <w:szCs w:val="24"/>
+        </w:rPr>
+        <w:t xml:space="preserve">7. SAFETY RULES / PROHIBITIONS</w:t>
       </w:r>
     </w:p>
     <w:p>
@@ -629,104 +1205,6 @@
     <w:p>
       <w:pPr>
         <w:pStyle w:val="ListeParagraf"/>
-        <w:spacing w:after="80"/>
-        <w:ind w:left="709" w:right="0"/>
-        <w:jc w:val="both"/>
-      </w:pPr>
-    </w:p>
-    <w:p>
-      <w:pPr>
-        <w:pStyle w:val="ListeParagraf"/>
-        <w:spacing w:before="120" w:after="60"/>
-        <w:ind w:left="709" w:right="0"/>
-      </w:pPr>
-      <w:r>
-        <w:rPr>
-          <w:rFonts w:ascii="Calibri" w:hAnsi="Calibri" w:cs="Arial"/>
-          <w:b/>
-          <w:bCs/>
-          <w:sz w:val="24"/>
-          <w:szCs w:val="24"/>
-        </w:rPr>
-        <w:t xml:space="preserve">4. IN CASE OF PROBLEM / EMERGENCY</w:t>
-      </w:r>
-    </w:p>
-    <w:p>
-      <w:pPr>
-        <w:pStyle w:val="ListeParagraf"/>
-        <w:spacing w:after="80"/>
-        <w:ind w:left="709" w:right="0"/>
-        <w:jc w:val="both"/>
-      </w:pPr>
-      <w:r>
-        <w:rPr>
-          <w:rFonts w:ascii="Calibri" w:hAnsi="Calibri" w:cs="Arial"/>
-          <w:sz w:val="24"/>
-          <w:szCs w:val="24"/>
-        </w:rPr>
-        <w:t xml:space="preserve">4.1. If a cut injury occurs, press the emergency stop, call the first aider and inform the supervisor.</w:t>
-      </w:r>
-    </w:p>
-    <w:p>
-      <w:pPr>
-        <w:pStyle w:val="ListeParagraf"/>
-        <w:spacing w:after="80"/>
-        <w:ind w:left="709" w:right="0"/>
-        <w:jc w:val="both"/>
-      </w:pPr>
-      <w:r>
-        <w:rPr>
-          <w:rFonts w:ascii="Calibri" w:hAnsi="Calibri" w:cs="Arial"/>
-          <w:sz w:val="24"/>
-          <w:szCs w:val="24"/>
-        </w:rPr>
-        <w:t xml:space="preserve">4.2. If shade difference, fabric fault or pattern mismatch is found, stop cutting, separate the affected parts and inform the supervisor and QC.</w:t>
-      </w:r>
-    </w:p>
-    <w:p>
-      <w:pPr>
-        <w:pStyle w:val="ListeParagraf"/>
-        <w:spacing w:after="80"/>
-        <w:ind w:left="709" w:right="0"/>
-        <w:jc w:val="both"/>
-      </w:pPr>
-      <w:r>
-        <w:rPr>
-          <w:rFonts w:ascii="Calibri" w:hAnsi="Calibri" w:cs="Arial"/>
-          <w:sz w:val="24"/>
-          <w:szCs w:val="24"/>
-        </w:rPr>
-        <w:t xml:space="preserve">4.3. Broken blades are collected and recorded according to the needle and sharp tools control rules.</w:t>
-      </w:r>
-    </w:p>
-    <w:p>
-      <w:pPr>
-        <w:pStyle w:val="ListeParagraf"/>
-        <w:spacing w:after="80"/>
-        <w:ind w:left="709" w:right="0"/>
-        <w:jc w:val="both"/>
-      </w:pPr>
-    </w:p>
-    <w:p>
-      <w:pPr>
-        <w:pStyle w:val="ListeParagraf"/>
-        <w:spacing w:before="120" w:after="60"/>
-        <w:ind w:left="709" w:right="0"/>
-      </w:pPr>
-      <w:r>
-        <w:rPr>
-          <w:rFonts w:ascii="Calibri" w:hAnsi="Calibri" w:cs="Arial"/>
-          <w:b/>
-          <w:bCs/>
-          <w:sz w:val="24"/>
-          <w:szCs w:val="24"/>
-        </w:rPr>
-        <w:t xml:space="preserve">5. RELATED DOCUMENTS AND RECORDS</w:t>
-      </w:r>
-    </w:p>
-    <w:p>
-      <w:pPr>
-        <w:pStyle w:val="ListeParagraf"/>
         <w:numPr>
           <w:ilvl w:val="0"/>
           <w:numId w:val="1"/>
@@ -740,7 +1218,121 @@
           <w:sz w:val="24"/>
           <w:szCs w:val="24"/>
         </w:rPr>
-        <w:t xml:space="preserve">Cutting Order, Marker, Bundle Tickets and Cutting Report</w:t>
+        <w:t xml:space="preserve">Keep walkways around the cutting table clear and follow ergonomic rules when carrying heavy rolls.</w:t>
+      </w:r>
+    </w:p>
+    <w:p>
+      <w:pPr>
+        <w:pStyle w:val="ListeParagraf"/>
+        <w:spacing w:after="80"/>
+        <w:ind w:left="709" w:right="0"/>
+        <w:jc w:val="both"/>
+      </w:pPr>
+    </w:p>
+    <w:p>
+      <w:pPr>
+        <w:pStyle w:val="ListeParagraf"/>
+        <w:spacing w:before="120" w:after="60"/>
+        <w:ind w:left="709" w:right="0"/>
+      </w:pPr>
+      <w:r>
+        <w:rPr>
+          <w:rFonts w:ascii="Calibri" w:hAnsi="Calibri" w:cs="Arial"/>
+          <w:b/>
+          <w:bCs/>
+          <w:sz w:val="24"/>
+          <w:szCs w:val="24"/>
+        </w:rPr>
+        <w:t xml:space="preserve">8. IN CASE OF PROBLEM / EMERGENCY</w:t>
+      </w:r>
+    </w:p>
+    <w:p>
+      <w:pPr>
+        <w:pStyle w:val="ListeParagraf"/>
+        <w:spacing w:after="80"/>
+        <w:ind w:left="709" w:right="0"/>
+        <w:jc w:val="both"/>
+      </w:pPr>
+      <w:r>
+        <w:rPr>
+          <w:rFonts w:ascii="Calibri" w:hAnsi="Calibri" w:cs="Arial"/>
+          <w:sz w:val="24"/>
+          <w:szCs w:val="24"/>
+        </w:rPr>
+        <w:t xml:space="preserve">8.1. If a cut injury occurs, press the emergency stop, call the first aider and inform the supervisor.</w:t>
+      </w:r>
+    </w:p>
+    <w:p>
+      <w:pPr>
+        <w:pStyle w:val="ListeParagraf"/>
+        <w:spacing w:after="80"/>
+        <w:ind w:left="709" w:right="0"/>
+        <w:jc w:val="both"/>
+      </w:pPr>
+      <w:r>
+        <w:rPr>
+          <w:rFonts w:ascii="Calibri" w:hAnsi="Calibri" w:cs="Arial"/>
+          <w:sz w:val="24"/>
+          <w:szCs w:val="24"/>
+        </w:rPr>
+        <w:t xml:space="preserve">8.2. If shade difference, fabric fault, pattern mismatch or limit exceedance in cutting defect rate is found, stop cutting, separate the affected plies and bundles, label them "Nonconforming" and inform the supervisor, QC and QA the same day.</w:t>
+      </w:r>
+    </w:p>
+    <w:p>
+      <w:pPr>
+        <w:pStyle w:val="ListeParagraf"/>
+        <w:spacing w:after="80"/>
+        <w:ind w:left="709" w:right="0"/>
+        <w:jc w:val="both"/>
+      </w:pPr>
+      <w:r>
+        <w:rPr>
+          <w:rFonts w:ascii="Calibri" w:hAnsi="Calibri" w:cs="Arial"/>
+          <w:sz w:val="24"/>
+          <w:szCs w:val="24"/>
+        </w:rPr>
+        <w:t xml:space="preserve">8.3. The DOP (CAPA) is opened: root cause analysis (5 Why or fishbone) is started within 24 hours; for fabric related causes, an 8D report is requested from the supplier; the DOP is not closed before effectiveness is verified with conforming results in the next three cuts.</w:t>
+      </w:r>
+    </w:p>
+    <w:p>
+      <w:pPr>
+        <w:pStyle w:val="ListeParagraf"/>
+        <w:spacing w:after="80"/>
+        <w:ind w:left="709" w:right="0"/>
+        <w:jc w:val="both"/>
+      </w:pPr>
+      <w:r>
+        <w:rPr>
+          <w:rFonts w:ascii="Calibri" w:hAnsi="Calibri" w:cs="Arial"/>
+          <w:sz w:val="24"/>
+          <w:szCs w:val="24"/>
+        </w:rPr>
+        <w:t xml:space="preserve">8.4. Broken blades are collected and recorded according to the needle and sharp tools control rules.</w:t>
+      </w:r>
+    </w:p>
+    <w:p>
+      <w:pPr>
+        <w:pStyle w:val="ListeParagraf"/>
+        <w:spacing w:after="80"/>
+        <w:ind w:left="709" w:right="0"/>
+        <w:jc w:val="both"/>
+      </w:pPr>
+    </w:p>
+    <w:p>
+      <w:pPr>
+        <w:pStyle w:val="ListeParagraf"/>
+        <w:spacing w:before="120" w:after="60"/>
+        <w:ind w:left="709" w:right="0"/>
+      </w:pPr>
+      <w:r>
+        <w:rPr>
+          <w:rFonts w:ascii="Calibri" w:hAnsi="Calibri" w:cs="Arial"/>
+          <w:b/>
+          <w:bCs/>
+          <w:sz w:val="24"/>
+          <w:szCs w:val="24"/>
+        </w:rPr>
+        <w:t xml:space="preserve">9. RELATED DOCUMENTS AND RECORDS</w:t>
       </w:r>
     </w:p>
     <w:p>
@@ -759,7 +1351,7 @@
           <w:sz w:val="24"/>
           <w:szCs w:val="24"/>
         </w:rPr>
-        <w:t xml:space="preserve">EMS.ÜR.PRO.05.02. Production Process Control Procedure</w:t>
+        <w:t xml:space="preserve">TLM-KES-01, TLM-KES-03, TLM-KES-04, TLM-KES-05 (QMS cutting instructions merged into this instruction)</w:t>
       </w:r>
     </w:p>
     <w:p>
@@ -778,7 +1370,7 @@
           <w:sz w:val="24"/>
           <w:szCs w:val="24"/>
         </w:rPr>
-        <w:t xml:space="preserve">EMS.QA.PRO.02.07. Needle and Sharp Tools Control Procedure</w:t>
+        <w:t xml:space="preserve">Cutting Order, Marker, Bundle Tickets and Cutting Report (EMS.QA.FRM.02.01 Cutting Room Control Form; EMS.QA.FRM.02.02 Cutting Room Sorting Defect Form)</w:t>
       </w:r>
     </w:p>
     <w:p>
@@ -797,663 +1389,7 @@
           <w:sz w:val="24"/>
           <w:szCs w:val="24"/>
         </w:rPr>
-        <w:t xml:space="preserve">EMS.İS.TL.18.03. Sewing and Cutting Machine Safety Instruction</w:t>
-      </w:r>
-    </w:p>
-    <w:p>
-      <w:pPr>
-        <w:pStyle w:val="ListeParagraf"/>
-        <w:spacing w:after="80"/>
-        <w:ind w:left="709" w:right="0"/>
-        <w:jc w:val="both"/>
-      </w:pPr>
-    </w:p>
-    <w:p>
-      <w:pPr>
-        <w:pStyle w:val="ListeParagraf"/>
-        <w:spacing w:before="120" w:after="60"/>
-        <w:ind w:left="709" w:right="0"/>
-      </w:pPr>
-      <w:r>
-        <w:rPr>
-          <w:rFonts w:ascii="Calibri" w:hAnsi="Calibri" w:cs="Arial"/>
-          <w:b/>
-          <w:bCs/>
-          <w:sz w:val="24"/>
-          <w:szCs w:val="24"/>
-        </w:rPr>
-        <w:t xml:space="preserve">6. FEEDBACK AND MONITORING</w:t>
-      </w:r>
-    </w:p>
-    <w:p>
-      <w:pPr>
-        <w:pStyle w:val="ListeParagraf"/>
-        <w:spacing w:after="80"/>
-        <w:ind w:left="709" w:right="0"/>
-        <w:jc w:val="both"/>
-      </w:pPr>
-      <w:r>
-        <w:rPr>
-          <w:rFonts w:ascii="Calibri" w:hAnsi="Calibri" w:cs="Arial"/>
-          <w:sz w:val="24"/>
-          <w:szCs w:val="24"/>
-        </w:rPr>
-        <w:t xml:space="preserve">Fabric utilisation, cutting faults and recut quantities are monitored monthly by the Cutting Supervisor. This instruction is reviewed every year or after an accident or a quality complaint related to cutting.</w:t>
-      </w:r>
-    </w:p>
-    <w:p>
-      <w:pPr>
-        <w:pStyle w:val="ListeParagraf"/>
-        <w:pageBreakBefore/>
-        <w:bidi/>
-        <w:spacing w:before="120" w:after="60"/>
-        <w:ind w:left="0" w:right="709"/>
-      </w:pPr>
-      <w:r>
-        <w:rPr>
-          <w:rFonts w:ascii="Calibri" w:hAnsi="Calibri" w:cs="Arial"/>
-          <w:b/>
-          <w:bCs/>
-          <w:rtl/>
-          <w:sz w:val="24"/>
-          <w:szCs w:val="24"/>
-        </w:rPr>
-        <w:t xml:space="preserve">الغرض</w:t>
-      </w:r>
-    </w:p>
-    <w:p>
-      <w:pPr>
-        <w:pStyle w:val="ListeParagraf"/>
-        <w:bidi/>
-        <w:spacing w:after="80"/>
-        <w:ind w:left="0" w:right="709"/>
-        <w:jc w:val="both"/>
-      </w:pPr>
-      <w:r>
-        <w:rPr>
-          <w:rFonts w:ascii="Calibri" w:hAnsi="Calibri" w:cs="Arial"/>
-          <w:rtl/>
-          <w:sz w:val="24"/>
-          <w:szCs w:val="24"/>
-        </w:rPr>
-        <w:t xml:space="preserve">تحدد هذه التعليمات كيفية إراحة القماش وفرده وقصه وترقيمه وتربيطه في صالة القص لدى شركة إيروغلو للتريكو (EMS)، بحيث تطابق القطع المقصوصة الباترون المعتمد ودرجة اللون والكمية، ويُنفذ القص بأمان.</w:t>
-      </w:r>
-    </w:p>
-    <w:p>
-      <w:pPr>
-        <w:pStyle w:val="ListeParagraf"/>
-        <w:bidi/>
-        <w:spacing w:after="80"/>
-        <w:ind w:left="0" w:right="709"/>
-        <w:jc w:val="both"/>
-      </w:pPr>
-    </w:p>
-    <w:p>
-      <w:pPr>
-        <w:pStyle w:val="ListeParagraf"/>
-        <w:bidi/>
-        <w:spacing w:before="120" w:after="60"/>
-        <w:ind w:left="0" w:right="709"/>
-      </w:pPr>
-      <w:r>
-        <w:rPr>
-          <w:rFonts w:ascii="Calibri" w:hAnsi="Calibri" w:cs="Arial"/>
-          <w:b/>
-          <w:bCs/>
-          <w:rtl/>
-          <w:sz w:val="24"/>
-          <w:szCs w:val="24"/>
-        </w:rPr>
-        <w:t xml:space="preserve">النطاق</w:t>
-      </w:r>
-    </w:p>
-    <w:p>
-      <w:pPr>
-        <w:pStyle w:val="ListeParagraf"/>
-        <w:bidi/>
-        <w:spacing w:after="80"/>
-        <w:ind w:left="0" w:right="709"/>
-        <w:jc w:val="both"/>
-      </w:pPr>
-      <w:r>
-        <w:rPr>
-          <w:rFonts w:ascii="Calibri" w:hAnsi="Calibri" w:cs="Arial"/>
-          <w:rtl/>
-          <w:sz w:val="24"/>
-          <w:szCs w:val="24"/>
-        </w:rPr>
-        <w:t xml:space="preserve">تنطبق على جميع طاولات الفرد وماكينات القص ذات السكين المستقيم والسكين الشريطي وماكينات القص الآلي ومكابس اللصق الحراري، وعلى جميع العاملين في صالة القص.</w:t>
-      </w:r>
-    </w:p>
-    <w:p>
-      <w:pPr>
-        <w:pStyle w:val="ListeParagraf"/>
-        <w:bidi/>
-        <w:spacing w:after="80"/>
-        <w:ind w:left="0" w:right="709"/>
-        <w:jc w:val="both"/>
-      </w:pPr>
-    </w:p>
-    <w:p>
-      <w:pPr>
-        <w:pStyle w:val="ListeParagraf"/>
-        <w:bidi/>
-        <w:spacing w:before="120" w:after="60"/>
-        <w:ind w:left="0" w:right="709"/>
-      </w:pPr>
-      <w:r>
-        <w:rPr>
-          <w:rFonts w:ascii="Calibri" w:hAnsi="Calibri" w:cs="Arial"/>
-          <w:b/>
-          <w:bCs/>
-          <w:rtl/>
-          <w:sz w:val="24"/>
-          <w:szCs w:val="24"/>
-        </w:rPr>
-        <w:t xml:space="preserve">المسؤوليات</w:t>
-      </w:r>
-    </w:p>
-    <w:p>
-      <w:pPr>
-        <w:pStyle w:val="ListeParagraf"/>
-        <w:bidi/>
-        <w:spacing w:after="80"/>
-        <w:ind w:left="0" w:right="709"/>
-        <w:jc w:val="both"/>
-      </w:pPr>
-      <w:r>
-        <w:rPr>
-          <w:rFonts w:ascii="Calibri" w:hAnsi="Calibri" w:cs="Arial"/>
-          <w:rtl/>
-          <w:sz w:val="24"/>
-          <w:szCs w:val="24"/>
-        </w:rPr>
-        <w:t xml:space="preserve">• </w:t>
-      </w:r>
-      <w:r>
-        <w:rPr>
-          <w:rFonts w:ascii="Calibri" w:hAnsi="Calibri" w:cs="Arial"/>
-          <w:b/>
-          <w:bCs/>
-          <w:rtl/>
-          <w:sz w:val="24"/>
-          <w:szCs w:val="24"/>
-        </w:rPr>
-        <w:t xml:space="preserve">مشرف القص:</w:t>
-      </w:r>
-      <w:r>
-        <w:rPr>
-          <w:rFonts w:ascii="Calibri" w:hAnsi="Calibri" w:cs="Arial"/>
-          <w:rtl/>
-          <w:sz w:val="24"/>
-          <w:szCs w:val="24"/>
-        </w:rPr>
-        <w:t xml:space="preserve"> يخطط أوامر القص، ويراجع الماركر والفرشة الأولى، ويعتمد الكميات المقصوصة.</w:t>
-      </w:r>
-    </w:p>
-    <w:p>
-      <w:pPr>
-        <w:pStyle w:val="ListeParagraf"/>
-        <w:bidi/>
-        <w:spacing w:after="80"/>
-        <w:ind w:left="0" w:right="709"/>
-        <w:jc w:val="both"/>
-      </w:pPr>
-      <w:r>
-        <w:rPr>
-          <w:rFonts w:ascii="Calibri" w:hAnsi="Calibri" w:cs="Arial"/>
-          <w:rtl/>
-          <w:sz w:val="24"/>
-          <w:szCs w:val="24"/>
-        </w:rPr>
-        <w:t xml:space="preserve">• </w:t>
-      </w:r>
-      <w:r>
-        <w:rPr>
-          <w:rFonts w:ascii="Calibri" w:hAnsi="Calibri" w:cs="Arial"/>
-          <w:b/>
-          <w:bCs/>
-          <w:rtl/>
-          <w:sz w:val="24"/>
-          <w:szCs w:val="24"/>
-        </w:rPr>
-        <w:t xml:space="preserve">عمال الفرد والقص:</w:t>
-      </w:r>
-      <w:r>
-        <w:rPr>
-          <w:rFonts w:ascii="Calibri" w:hAnsi="Calibri" w:cs="Arial"/>
-          <w:rtl/>
-          <w:sz w:val="24"/>
-          <w:szCs w:val="24"/>
-        </w:rPr>
-        <w:t xml:space="preserve"> يفردون القماش ويقصونه وفق هذه التعليمات وأمر القص.</w:t>
-      </w:r>
-    </w:p>
-    <w:p>
-      <w:pPr>
-        <w:pStyle w:val="ListeParagraf"/>
-        <w:bidi/>
-        <w:spacing w:after="80"/>
-        <w:ind w:left="0" w:right="709"/>
-        <w:jc w:val="both"/>
-      </w:pPr>
-      <w:r>
-        <w:rPr>
-          <w:rFonts w:ascii="Calibri" w:hAnsi="Calibri" w:cs="Arial"/>
-          <w:rtl/>
-          <w:sz w:val="24"/>
-          <w:szCs w:val="24"/>
-        </w:rPr>
-        <w:t xml:space="preserve">• </w:t>
-      </w:r>
-      <w:r>
-        <w:rPr>
-          <w:rFonts w:ascii="Calibri" w:hAnsi="Calibri" w:cs="Arial"/>
-          <w:b/>
-          <w:bCs/>
-          <w:rtl/>
-          <w:sz w:val="24"/>
-          <w:szCs w:val="24"/>
-        </w:rPr>
-        <w:t xml:space="preserve">عمال الترقيم والتربيط:</w:t>
-      </w:r>
-      <w:r>
-        <w:rPr>
-          <w:rFonts w:ascii="Calibri" w:hAnsi="Calibri" w:cs="Arial"/>
-          <w:rtl/>
-          <w:sz w:val="24"/>
-          <w:szCs w:val="24"/>
-        </w:rPr>
-        <w:t xml:space="preserve"> يرقّمون القطع المقصوصة ويفرزونها ويربطونها ويضعون عليها البطاقات ويسلّمونها لخطوط الخياطة.</w:t>
-      </w:r>
-    </w:p>
-    <w:p>
-      <w:pPr>
-        <w:pStyle w:val="ListeParagraf"/>
-        <w:bidi/>
-        <w:spacing w:after="80"/>
-        <w:ind w:left="0" w:right="709"/>
-        <w:jc w:val="both"/>
-      </w:pPr>
-      <w:r>
-        <w:rPr>
-          <w:rFonts w:ascii="Calibri" w:hAnsi="Calibri" w:cs="Arial"/>
-          <w:rtl/>
-          <w:sz w:val="24"/>
-          <w:szCs w:val="24"/>
-        </w:rPr>
-        <w:t xml:space="preserve">• </w:t>
-      </w:r>
-      <w:r>
-        <w:rPr>
-          <w:rFonts w:ascii="Calibri" w:hAnsi="Calibri" w:cs="Arial"/>
-          <w:b/>
-          <w:bCs/>
-          <w:rtl/>
-          <w:sz w:val="24"/>
-          <w:szCs w:val="24"/>
-        </w:rPr>
-        <w:t xml:space="preserve">مفتش الجودة:</w:t>
-      </w:r>
-      <w:r>
-        <w:rPr>
-          <w:rFonts w:ascii="Calibri" w:hAnsi="Calibri" w:cs="Arial"/>
-          <w:rtl/>
-          <w:sz w:val="24"/>
-          <w:szCs w:val="24"/>
-        </w:rPr>
-        <w:t xml:space="preserve"> يفحص القطع المقصوصة مقارنة بالباترون من حيث المقاس والشكل والعلامات (النوتش) ودرجة اللون قبل تسليمها.</w:t>
-      </w:r>
-    </w:p>
-    <w:p>
-      <w:pPr>
-        <w:pStyle w:val="ListeParagraf"/>
-        <w:bidi/>
-        <w:spacing w:after="80"/>
-        <w:ind w:left="0" w:right="709"/>
-        <w:jc w:val="both"/>
-      </w:pPr>
-    </w:p>
-    <w:p>
-      <w:pPr>
-        <w:pStyle w:val="ListeParagraf"/>
-        <w:bidi/>
-        <w:spacing w:before="120" w:after="60"/>
-        <w:ind w:left="0" w:right="709"/>
-      </w:pPr>
-      <w:r>
-        <w:rPr>
-          <w:rFonts w:ascii="Calibri" w:hAnsi="Calibri" w:cs="Arial"/>
-          <w:b/>
-          <w:bCs/>
-          <w:rtl/>
-          <w:sz w:val="24"/>
-          <w:szCs w:val="24"/>
-        </w:rPr>
-        <w:t xml:space="preserve">التعريفات</w:t>
-      </w:r>
-    </w:p>
-    <w:p>
-      <w:pPr>
-        <w:pStyle w:val="ListeParagraf"/>
-        <w:bidi/>
-        <w:spacing w:after="80"/>
-        <w:ind w:left="0" w:right="709"/>
-        <w:jc w:val="both"/>
-      </w:pPr>
-      <w:r>
-        <w:rPr>
-          <w:rFonts w:ascii="Calibri" w:hAnsi="Calibri" w:cs="Arial"/>
-          <w:rtl/>
-          <w:sz w:val="24"/>
-          <w:szCs w:val="24"/>
-        </w:rPr>
-        <w:t xml:space="preserve">• </w:t>
-      </w:r>
-      <w:r>
-        <w:rPr>
-          <w:rFonts w:ascii="Calibri" w:hAnsi="Calibri" w:cs="Arial"/>
-          <w:b/>
-          <w:bCs/>
-          <w:rtl/>
-          <w:sz w:val="24"/>
-          <w:szCs w:val="24"/>
-        </w:rPr>
-        <w:t xml:space="preserve">الماركر:</w:t>
-      </w:r>
-      <w:r>
-        <w:rPr>
-          <w:rFonts w:ascii="Calibri" w:hAnsi="Calibri" w:cs="Arial"/>
-          <w:rtl/>
-          <w:sz w:val="24"/>
-          <w:szCs w:val="24"/>
-        </w:rPr>
-        <w:t xml:space="preserve"> المخطط الذي يوضح طريقة توزيع قطع الباترون على القماش لتحقيق أفضل استغلال للقماش.</w:t>
-      </w:r>
-    </w:p>
-    <w:p>
-      <w:pPr>
-        <w:pStyle w:val="ListeParagraf"/>
-        <w:bidi/>
-        <w:spacing w:after="80"/>
-        <w:ind w:left="0" w:right="709"/>
-        <w:jc w:val="both"/>
-      </w:pPr>
-      <w:r>
-        <w:rPr>
-          <w:rFonts w:ascii="Calibri" w:hAnsi="Calibri" w:cs="Arial"/>
-          <w:rtl/>
-          <w:sz w:val="24"/>
-          <w:szCs w:val="24"/>
-        </w:rPr>
-        <w:t xml:space="preserve">• </w:t>
-      </w:r>
-      <w:r>
-        <w:rPr>
-          <w:rFonts w:ascii="Calibri" w:hAnsi="Calibri" w:cs="Arial"/>
-          <w:b/>
-          <w:bCs/>
-          <w:rtl/>
-          <w:sz w:val="24"/>
-          <w:szCs w:val="24"/>
-        </w:rPr>
-        <w:t xml:space="preserve">الفرشة:</w:t>
-      </w:r>
-      <w:r>
-        <w:rPr>
-          <w:rFonts w:ascii="Calibri" w:hAnsi="Calibri" w:cs="Arial"/>
-          <w:rtl/>
-          <w:sz w:val="24"/>
-          <w:szCs w:val="24"/>
-        </w:rPr>
-        <w:t xml:space="preserve"> مجموعة طبقات القماش المفرودة على الطاولة لقصها في عملية واحدة.</w:t>
-      </w:r>
-    </w:p>
-    <w:p>
-      <w:pPr>
-        <w:pStyle w:val="ListeParagraf"/>
-        <w:bidi/>
-        <w:spacing w:after="80"/>
-        <w:ind w:left="0" w:right="709"/>
-        <w:jc w:val="both"/>
-      </w:pPr>
-    </w:p>
-    <w:p>
-      <w:pPr>
-        <w:pStyle w:val="ListeParagraf"/>
-        <w:bidi/>
-        <w:spacing w:before="120" w:after="60"/>
-        <w:ind w:left="0" w:right="709"/>
-      </w:pPr>
-      <w:r>
-        <w:rPr>
-          <w:rFonts w:ascii="Calibri" w:hAnsi="Calibri" w:cs="Arial"/>
-          <w:b/>
-          <w:bCs/>
-          <w:rtl/>
-          <w:sz w:val="24"/>
-          <w:szCs w:val="24"/>
-        </w:rPr>
-        <w:t xml:space="preserve">التعليمات</w:t>
-      </w:r>
-    </w:p>
-    <w:p>
-      <w:pPr>
-        <w:pStyle w:val="ListeParagraf"/>
-        <w:bidi/>
-        <w:spacing w:before="120" w:after="60"/>
-        <w:ind w:left="0" w:right="709"/>
-      </w:pPr>
-      <w:r>
-        <w:rPr>
-          <w:rFonts w:ascii="Calibri" w:hAnsi="Calibri" w:cs="Arial"/>
-          <w:b/>
-          <w:bCs/>
-          <w:rtl/>
-          <w:sz w:val="24"/>
-          <w:szCs w:val="24"/>
-        </w:rPr>
-        <w:t xml:space="preserve">1. قبل البدء</w:t>
-      </w:r>
-    </w:p>
-    <w:p>
-      <w:pPr>
-        <w:pStyle w:val="ListeParagraf"/>
-        <w:bidi/>
-        <w:spacing w:after="80"/>
-        <w:ind w:left="0" w:right="709"/>
-        <w:jc w:val="both"/>
-      </w:pPr>
-      <w:r>
-        <w:rPr>
-          <w:rFonts w:ascii="Calibri" w:hAnsi="Calibri" w:cs="Arial"/>
-          <w:rtl/>
-          <w:sz w:val="24"/>
-          <w:szCs w:val="24"/>
-        </w:rPr>
-        <w:t xml:space="preserve">1.1. راجع أمر القص: الموديل والمقاسات والكميات والماركر ولوط القماش ومجموعة درجة اللون.</w:t>
-      </w:r>
-    </w:p>
-    <w:p>
-      <w:pPr>
-        <w:pStyle w:val="ListeParagraf"/>
-        <w:bidi/>
-        <w:spacing w:after="80"/>
-        <w:ind w:left="0" w:right="709"/>
-        <w:jc w:val="both"/>
-      </w:pPr>
-      <w:r>
-        <w:rPr>
-          <w:rFonts w:ascii="Calibri" w:hAnsi="Calibri" w:cs="Arial"/>
-          <w:rtl/>
-          <w:sz w:val="24"/>
-          <w:szCs w:val="24"/>
-        </w:rPr>
-        <w:t xml:space="preserve">1.2. استخدم فقط القماش المفرج عنه من الجودة والذي تمت إراحته للمدة المحددة في متطلبات العميل (24 ساعة على الأقل للأقمشة التريكو ما لم يُحدد غير ذلك).</w:t>
-      </w:r>
-    </w:p>
-    <w:p>
-      <w:pPr>
-        <w:pStyle w:val="ListeParagraf"/>
-        <w:bidi/>
-        <w:spacing w:after="80"/>
-        <w:ind w:left="0" w:right="709"/>
-        <w:jc w:val="both"/>
-      </w:pPr>
-      <w:r>
-        <w:rPr>
-          <w:rFonts w:ascii="Calibri" w:hAnsi="Calibri" w:cs="Arial"/>
-          <w:rtl/>
-          <w:sz w:val="24"/>
-          <w:szCs w:val="24"/>
-        </w:rPr>
-        <w:t xml:space="preserve">1.3. تأكد من سلامة عمل واقي السكين والقفاز المعدني الشبكي وزر الإيقاف الطارئ ومِسنّ السكين.</w:t>
-      </w:r>
-    </w:p>
-    <w:p>
-      <w:pPr>
-        <w:pStyle w:val="ListeParagraf"/>
-        <w:bidi/>
-        <w:spacing w:after="80"/>
-        <w:ind w:left="0" w:right="709"/>
-        <w:jc w:val="both"/>
-      </w:pPr>
-    </w:p>
-    <w:p>
-      <w:pPr>
-        <w:pStyle w:val="ListeParagraf"/>
-        <w:bidi/>
-        <w:spacing w:before="120" w:after="60"/>
-        <w:ind w:left="0" w:right="709"/>
-      </w:pPr>
-      <w:r>
-        <w:rPr>
-          <w:rFonts w:ascii="Calibri" w:hAnsi="Calibri" w:cs="Arial"/>
-          <w:b/>
-          <w:bCs/>
-          <w:rtl/>
-          <w:sz w:val="24"/>
-          <w:szCs w:val="24"/>
-        </w:rPr>
-        <w:t xml:space="preserve">2. التشغيل</w:t>
-      </w:r>
-    </w:p>
-    <w:p>
-      <w:pPr>
-        <w:pStyle w:val="ListeParagraf"/>
-        <w:bidi/>
-        <w:spacing w:after="80"/>
-        <w:ind w:left="0" w:right="709"/>
-        <w:jc w:val="both"/>
-      </w:pPr>
-      <w:r>
-        <w:rPr>
-          <w:rFonts w:ascii="Calibri" w:hAnsi="Calibri" w:cs="Arial"/>
-          <w:rtl/>
-          <w:sz w:val="24"/>
-          <w:szCs w:val="24"/>
-        </w:rPr>
-        <w:t xml:space="preserve">2.1. افرد القماش دون شد مع محاذاة الحواف ووضع الوجه حسب المطلوب، وافصل لوطات اللون بورق ولا تخلطها في فرشة واحدة.</w:t>
-      </w:r>
-    </w:p>
-    <w:p>
-      <w:pPr>
-        <w:pStyle w:val="ListeParagraf"/>
-        <w:bidi/>
-        <w:spacing w:after="80"/>
-        <w:ind w:left="0" w:right="709"/>
-        <w:jc w:val="both"/>
-      </w:pPr>
-      <w:r>
-        <w:rPr>
-          <w:rFonts w:ascii="Calibri" w:hAnsi="Calibri" w:cs="Arial"/>
-          <w:rtl/>
-          <w:sz w:val="24"/>
-          <w:szCs w:val="24"/>
-        </w:rPr>
-        <w:t xml:space="preserve">2.2. ضع الماركر وراجعه مقابل الباترون المعتمد، وثبّت الفرشة بالمشابك أو الأثقال.</w:t>
-      </w:r>
-    </w:p>
-    <w:p>
-      <w:pPr>
-        <w:pStyle w:val="ListeParagraf"/>
-        <w:bidi/>
-        <w:spacing w:after="80"/>
-        <w:ind w:left="0" w:right="709"/>
-        <w:jc w:val="both"/>
-      </w:pPr>
-      <w:r>
-        <w:rPr>
-          <w:rFonts w:ascii="Calibri" w:hAnsi="Calibri" w:cs="Arial"/>
-          <w:rtl/>
-          <w:sz w:val="24"/>
-          <w:szCs w:val="24"/>
-        </w:rPr>
-        <w:t xml:space="preserve">2.3. قص على خطوط الماركر مع إبقاء السكين عموديًا، وقص علامات النوتش وعلامات الثقب تمامًا كما هي محددة.</w:t>
-      </w:r>
-    </w:p>
-    <w:p>
-      <w:pPr>
-        <w:pStyle w:val="ListeParagraf"/>
-        <w:bidi/>
-        <w:spacing w:after="80"/>
-        <w:ind w:left="0" w:right="709"/>
-        <w:jc w:val="both"/>
-      </w:pPr>
-      <w:r>
-        <w:rPr>
-          <w:rFonts w:ascii="Calibri" w:hAnsi="Calibri" w:cs="Arial"/>
-          <w:rtl/>
-          <w:sz w:val="24"/>
-          <w:szCs w:val="24"/>
-        </w:rPr>
-        <w:t xml:space="preserve">2.4. يفحص المشرف ومفتش الجودة الطبقات العلوية والوسطى والسفلية من الفرشة الأولى من حيث المقاس والشكل قبل قص الباقي.</w:t>
-      </w:r>
-    </w:p>
-    <w:p>
-      <w:pPr>
-        <w:pStyle w:val="ListeParagraf"/>
-        <w:bidi/>
-        <w:spacing w:after="80"/>
-        <w:ind w:left="0" w:right="709"/>
-        <w:jc w:val="both"/>
-      </w:pPr>
-      <w:r>
-        <w:rPr>
-          <w:rFonts w:ascii="Calibri" w:hAnsi="Calibri" w:cs="Arial"/>
-          <w:rtl/>
-          <w:sz w:val="24"/>
-          <w:szCs w:val="24"/>
-        </w:rPr>
-        <w:t xml:space="preserve">2.5. رقّم كل طبقة، واربط القطع حسب المقاس ودرجة اللون مع بطاقة الربطة، وسجّل الكميات المقصوصة واستهلاك القماش في تقرير القص.</w:t>
-      </w:r>
-    </w:p>
-    <w:p>
-      <w:pPr>
-        <w:pStyle w:val="ListeParagraf"/>
-        <w:bidi/>
-        <w:spacing w:after="80"/>
-        <w:ind w:left="0" w:right="709"/>
-        <w:jc w:val="both"/>
-      </w:pPr>
-    </w:p>
-    <w:p>
-      <w:pPr>
-        <w:pStyle w:val="ListeParagraf"/>
-        <w:bidi/>
-        <w:spacing w:before="120" w:after="60"/>
-        <w:ind w:left="0" w:right="709"/>
-      </w:pPr>
-      <w:r>
-        <w:rPr>
-          <w:rFonts w:ascii="Calibri" w:hAnsi="Calibri" w:cs="Arial"/>
-          <w:b/>
-          <w:bCs/>
-          <w:rtl/>
-          <w:sz w:val="24"/>
-          <w:szCs w:val="24"/>
-        </w:rPr>
-        <w:t xml:space="preserve">3. قواعد السلامة / المحظورات</w:t>
+        <w:t xml:space="preserve">EMS.ÜR.PRO.05.07. Cutting Procedure</w:t>
       </w:r>
     </w:p>
     <w:p>
@@ -1463,18 +1399,16 @@
           <w:ilvl w:val="0"/>
           <w:numId w:val="1"/>
         </w:numPr>
-        <w:bidi/>
         <w:spacing w:after="60"/>
         <w:jc w:val="both"/>
       </w:pPr>
       <w:r>
         <w:rPr>
           <w:rFonts w:ascii="Calibri" w:hAnsi="Calibri" w:cs="Arial"/>
-          <w:rtl/>
-          <w:sz w:val="24"/>
-          <w:szCs w:val="24"/>
-        </w:rPr>
-        <w:t xml:space="preserve">لا تستخدم ماكينة السكين المستقيم أو السكين الشريطي دون ارتداء القفاز المعدني الشبكي في اليد غير القاطعة.</w:t>
+          <w:sz w:val="24"/>
+          <w:szCs w:val="24"/>
+        </w:rPr>
+        <w:t xml:space="preserve">EMS.ÜR.PRO.05.02. Production Process Control Procedure</w:t>
       </w:r>
     </w:p>
     <w:p>
@@ -1484,18 +1418,16 @@
           <w:ilvl w:val="0"/>
           <w:numId w:val="1"/>
         </w:numPr>
-        <w:bidi/>
         <w:spacing w:after="60"/>
         <w:jc w:val="both"/>
       </w:pPr>
       <w:r>
         <w:rPr>
           <w:rFonts w:ascii="Calibri" w:hAnsi="Calibri" w:cs="Arial"/>
-          <w:rtl/>
-          <w:sz w:val="24"/>
-          <w:szCs w:val="24"/>
-        </w:rPr>
-        <w:t xml:space="preserve">لا تُزِل واقي السكين ولا ترفعه فوق ارتفاع الفرشة.</w:t>
+          <w:sz w:val="24"/>
+          <w:szCs w:val="24"/>
+        </w:rPr>
+        <w:t xml:space="preserve">EMS.ÜR.TL.05.09. Fabric Relaxation and Spreading Instruction</w:t>
       </w:r>
     </w:p>
     <w:p>
@@ -1505,18 +1437,16 @@
           <w:ilvl w:val="0"/>
           <w:numId w:val="1"/>
         </w:numPr>
-        <w:bidi/>
         <w:spacing w:after="60"/>
         <w:jc w:val="both"/>
       </w:pPr>
       <w:r>
         <w:rPr>
           <w:rFonts w:ascii="Calibri" w:hAnsi="Calibri" w:cs="Arial"/>
-          <w:rtl/>
-          <w:sz w:val="24"/>
-          <w:szCs w:val="24"/>
-        </w:rPr>
-        <w:t xml:space="preserve">لا تترك ماكينة القص موصولة بالكهرباء دون مراقبة؛ أطفئها وضعها في نهاية الطاولة.</w:t>
+          <w:sz w:val="24"/>
+          <w:szCs w:val="24"/>
+        </w:rPr>
+        <w:t xml:space="preserve">EMS.QA.PRO.02.07. Needle and Sharp Tools Control Procedure</w:t>
       </w:r>
     </w:p>
     <w:p>
@@ -1526,128 +1456,16 @@
           <w:ilvl w:val="0"/>
           <w:numId w:val="1"/>
         </w:numPr>
-        <w:bidi/>
         <w:spacing w:after="60"/>
         <w:jc w:val="both"/>
       </w:pPr>
       <w:r>
         <w:rPr>
           <w:rFonts w:ascii="Calibri" w:hAnsi="Calibri" w:cs="Arial"/>
-          <w:rtl/>
-          <w:sz w:val="24"/>
-          <w:szCs w:val="24"/>
-        </w:rPr>
-        <w:t xml:space="preserve">لا تغيّر الشفرات أو تسنّها دون فصل الماكينة عن الكهرباء.</w:t>
-      </w:r>
-    </w:p>
-    <w:p>
-      <w:pPr>
-        <w:pStyle w:val="ListeParagraf"/>
-        <w:bidi/>
-        <w:spacing w:after="80"/>
-        <w:ind w:left="0" w:right="709"/>
-        <w:jc w:val="both"/>
-      </w:pPr>
-    </w:p>
-    <w:p>
-      <w:pPr>
-        <w:pStyle w:val="ListeParagraf"/>
-        <w:bidi/>
-        <w:spacing w:before="120" w:after="60"/>
-        <w:ind w:left="0" w:right="709"/>
-      </w:pPr>
-      <w:r>
-        <w:rPr>
-          <w:rFonts w:ascii="Calibri" w:hAnsi="Calibri" w:cs="Arial"/>
-          <w:b/>
-          <w:bCs/>
-          <w:rtl/>
-          <w:sz w:val="24"/>
-          <w:szCs w:val="24"/>
-        </w:rPr>
-        <w:t xml:space="preserve">4. في حالة وجود مشكلة / طارئ</w:t>
-      </w:r>
-    </w:p>
-    <w:p>
-      <w:pPr>
-        <w:pStyle w:val="ListeParagraf"/>
-        <w:bidi/>
-        <w:spacing w:after="80"/>
-        <w:ind w:left="0" w:right="709"/>
-        <w:jc w:val="both"/>
-      </w:pPr>
-      <w:r>
-        <w:rPr>
-          <w:rFonts w:ascii="Calibri" w:hAnsi="Calibri" w:cs="Arial"/>
-          <w:rtl/>
-          <w:sz w:val="24"/>
-          <w:szCs w:val="24"/>
-        </w:rPr>
-        <w:t xml:space="preserve">4.1. عند حدوث إصابة بجرح قطعي، اضغط زر الإيقاف الطارئ واستدعِ المسعف وأبلغ المشرف.</w:t>
-      </w:r>
-    </w:p>
-    <w:p>
-      <w:pPr>
-        <w:pStyle w:val="ListeParagraf"/>
-        <w:bidi/>
-        <w:spacing w:after="80"/>
-        <w:ind w:left="0" w:right="709"/>
-        <w:jc w:val="both"/>
-      </w:pPr>
-      <w:r>
-        <w:rPr>
-          <w:rFonts w:ascii="Calibri" w:hAnsi="Calibri" w:cs="Arial"/>
-          <w:rtl/>
-          <w:sz w:val="24"/>
-          <w:szCs w:val="24"/>
-        </w:rPr>
-        <w:t xml:space="preserve">4.2. عند اكتشاف اختلاف في درجة اللون أو عيب في القماش أو عدم مطابقة للباترون، أوقف القص وافصل القطع المتأثرة وأبلغ المشرف ومفتش الجودة.</w:t>
-      </w:r>
-    </w:p>
-    <w:p>
-      <w:pPr>
-        <w:pStyle w:val="ListeParagraf"/>
-        <w:bidi/>
-        <w:spacing w:after="80"/>
-        <w:ind w:left="0" w:right="709"/>
-        <w:jc w:val="both"/>
-      </w:pPr>
-      <w:r>
-        <w:rPr>
-          <w:rFonts w:ascii="Calibri" w:hAnsi="Calibri" w:cs="Arial"/>
-          <w:rtl/>
-          <w:sz w:val="24"/>
-          <w:szCs w:val="24"/>
-        </w:rPr>
-        <w:t xml:space="preserve">4.3. تُجمع الشفرات المكسورة وتُسجل وفق قواعد التحكم في الإبر والأدوات الحادة.</w:t>
-      </w:r>
-    </w:p>
-    <w:p>
-      <w:pPr>
-        <w:pStyle w:val="ListeParagraf"/>
-        <w:bidi/>
-        <w:spacing w:after="80"/>
-        <w:ind w:left="0" w:right="709"/>
-        <w:jc w:val="both"/>
-      </w:pPr>
-    </w:p>
-    <w:p>
-      <w:pPr>
-        <w:pStyle w:val="ListeParagraf"/>
-        <w:bidi/>
-        <w:spacing w:before="120" w:after="60"/>
-        <w:ind w:left="0" w:right="709"/>
-      </w:pPr>
-      <w:r>
-        <w:rPr>
-          <w:rFonts w:ascii="Calibri" w:hAnsi="Calibri" w:cs="Arial"/>
-          <w:b/>
-          <w:bCs/>
-          <w:rtl/>
-          <w:sz w:val="24"/>
-          <w:szCs w:val="24"/>
-        </w:rPr>
-        <w:t xml:space="preserve">5. الوثائق والسجلات ذات الصلة</w:t>
+          <w:sz w:val="24"/>
+          <w:szCs w:val="24"/>
+        </w:rPr>
+        <w:t xml:space="preserve">EMS.İS.TL.18.03. Sewing and Cutting Machine Safety Instruction</w:t>
       </w:r>
     </w:p>
     <w:p>
@@ -1657,18 +1475,1322 @@
           <w:ilvl w:val="0"/>
           <w:numId w:val="1"/>
         </w:numPr>
-        <w:bidi/>
         <w:spacing w:after="60"/>
         <w:jc w:val="both"/>
       </w:pPr>
       <w:r>
         <w:rPr>
           <w:rFonts w:ascii="Calibri" w:hAnsi="Calibri" w:cs="Arial"/>
-          <w:rtl/>
-          <w:sz w:val="24"/>
-          <w:szCs w:val="24"/>
-        </w:rPr>
-        <w:t xml:space="preserve">أمر القص والماركر وبطاقات الربطات وتقرير القص</w:t>
+          <w:sz w:val="24"/>
+          <w:szCs w:val="24"/>
+        </w:rPr>
+        <w:t xml:space="preserve">Records are kept for 3 years.</w:t>
+      </w:r>
+    </w:p>
+    <w:p>
+      <w:pPr>
+        <w:pStyle w:val="ListeParagraf"/>
+        <w:spacing w:after="80"/>
+        <w:ind w:left="709" w:right="0"/>
+        <w:jc w:val="both"/>
+      </w:pPr>
+    </w:p>
+    <w:p>
+      <w:pPr>
+        <w:pStyle w:val="ListeParagraf"/>
+        <w:spacing w:before="120" w:after="60"/>
+        <w:ind w:left="709" w:right="0"/>
+      </w:pPr>
+      <w:r>
+        <w:rPr>
+          <w:rFonts w:ascii="Calibri" w:hAnsi="Calibri" w:cs="Arial"/>
+          <w:b/>
+          <w:bCs/>
+          <w:sz w:val="24"/>
+          <w:szCs w:val="24"/>
+        </w:rPr>
+        <w:t xml:space="preserve">10. FEEDBACK AND MONITORING</w:t>
+      </w:r>
+    </w:p>
+    <w:p>
+      <w:pPr>
+        <w:pStyle w:val="ListeParagraf"/>
+        <w:spacing w:after="80"/>
+        <w:ind w:left="709" w:right="0"/>
+        <w:jc w:val="both"/>
+      </w:pPr>
+      <w:r>
+        <w:rPr>
+          <w:rFonts w:ascii="Calibri" w:hAnsi="Calibri" w:cs="Arial"/>
+          <w:sz w:val="24"/>
+          <w:szCs w:val="24"/>
+        </w:rPr>
+        <w:t xml:space="preserve">Cutting defect rate (target ≤ 0.5%), marker efficiency (target ≥ 85%), shade related rejections (target 0), fabric utilisation and recut quantities are monitored monthly by the Cutting Supervisor and reported to the Production Manager. Open DOPs are closed within 15 days. This instruction is reviewed every year or after an accident or a quality complaint related to cutting.</w:t>
+      </w:r>
+    </w:p>
+    <w:p>
+      <w:r>
+        <w:br w:type="page"/>
+      </w:r>
+    </w:p>
+    <w:p>
+      <w:pPr>
+        <w:pStyle w:val="ListeParagraf"/>
+        <w:bidi/>
+        <w:spacing w:before="120" w:after="60"/>
+        <w:ind w:left="0" w:right="709"/>
+      </w:pPr>
+      <w:r>
+        <w:rPr>
+          <w:rFonts w:ascii="Calibri" w:hAnsi="Calibri" w:cs="Arial"/>
+          <w:b/>
+          <w:bCs/>
+          <w:rtl/>
+          <w:sz w:val="24"/>
+          <w:szCs w:val="24"/>
+        </w:rPr>
+        <w:t xml:space="preserve">الغرض</w:t>
+      </w:r>
+    </w:p>
+    <w:p>
+      <w:pPr>
+        <w:pStyle w:val="ListeParagraf"/>
+        <w:bidi/>
+        <w:spacing w:after="80"/>
+        <w:ind w:left="0" w:right="709"/>
+        <w:jc w:val="both"/>
+      </w:pPr>
+      <w:r>
+        <w:rPr>
+          <w:rFonts w:ascii="Calibri" w:hAnsi="Calibri" w:cs="Arial"/>
+          <w:rtl/>
+          <w:sz w:val="24"/>
+          <w:szCs w:val="24"/>
+        </w:rPr>
+        <w:t xml:space="preserve">تحدد هذه التعليمات كيفية مراجعة مخططات الماركر وإراحة القماش وفرده وقصه وترقيمه وتربيطه وفرزه وتسليمه في صالة القص لدى شركة إيروغلو للتريكو (EMS)، بحيث تطابق القطع المقصوصة الباترون المعتمد ودرجة اللون والكمية، وتكون كل قطعة قابلة للتتبع، ويُنفذ القص بأمان. وتغطي موضوعات تعليمات القص الواردة في نظام إدارة الجودة: TLM-KES-01 (إعداد الماركر والكفاءة) وTLM-KES-03 (القص وسلامة السكاكين) وTLM-KES-04 (الترقيم والتربيط وفحص اختلاف اللون) وTLM-KES-05 (فرز القص وفصل العيوب).</w:t>
+      </w:r>
+    </w:p>
+    <w:p>
+      <w:pPr>
+        <w:pStyle w:val="ListeParagraf"/>
+        <w:bidi/>
+        <w:spacing w:after="80"/>
+        <w:ind w:left="0" w:right="709"/>
+        <w:jc w:val="both"/>
+      </w:pPr>
+    </w:p>
+    <w:p>
+      <w:pPr>
+        <w:pStyle w:val="ListeParagraf"/>
+        <w:bidi/>
+        <w:spacing w:before="120" w:after="60"/>
+        <w:ind w:left="0" w:right="709"/>
+      </w:pPr>
+      <w:r>
+        <w:rPr>
+          <w:rFonts w:ascii="Calibri" w:hAnsi="Calibri" w:cs="Arial"/>
+          <w:b/>
+          <w:bCs/>
+          <w:rtl/>
+          <w:sz w:val="24"/>
+          <w:szCs w:val="24"/>
+        </w:rPr>
+        <w:t xml:space="preserve">النطاق</w:t>
+      </w:r>
+    </w:p>
+    <w:p>
+      <w:pPr>
+        <w:pStyle w:val="ListeParagraf"/>
+        <w:bidi/>
+        <w:spacing w:after="80"/>
+        <w:ind w:left="0" w:right="709"/>
+        <w:jc w:val="both"/>
+      </w:pPr>
+      <w:r>
+        <w:rPr>
+          <w:rFonts w:ascii="Calibri" w:hAnsi="Calibri" w:cs="Arial"/>
+          <w:rtl/>
+          <w:sz w:val="24"/>
+          <w:szCs w:val="24"/>
+        </w:rPr>
+        <w:t xml:space="preserve">تنطبق على تخطيط الماركر وطاولات الفرد وماكينات القص ذات السكين المستقيم والسكين الشريطي وماكينات القص الآلي ومكابس اللصق الحراري ومنطقة الترقيم والتربيط والفرز، وعلى جميع العاملين في صالة القص، من استلام القماش من المستودع حتى تسليم الربطات لخطوط الخياطة. كما تغطي التعليمات EMS.ÜR.TL.05.09. تعليمات إراحة القماش وفرده تفاصيل الإراحة والفرد.</w:t>
+      </w:r>
+    </w:p>
+    <w:p>
+      <w:pPr>
+        <w:pStyle w:val="ListeParagraf"/>
+        <w:bidi/>
+        <w:spacing w:after="80"/>
+        <w:ind w:left="0" w:right="709"/>
+        <w:jc w:val="both"/>
+      </w:pPr>
+    </w:p>
+    <w:p>
+      <w:pPr>
+        <w:pStyle w:val="ListeParagraf"/>
+        <w:bidi/>
+        <w:spacing w:before="120" w:after="60"/>
+        <w:ind w:left="0" w:right="709"/>
+      </w:pPr>
+      <w:r>
+        <w:rPr>
+          <w:rFonts w:ascii="Calibri" w:hAnsi="Calibri" w:cs="Arial"/>
+          <w:b/>
+          <w:bCs/>
+          <w:rtl/>
+          <w:sz w:val="24"/>
+          <w:szCs w:val="24"/>
+        </w:rPr>
+        <w:t xml:space="preserve">المسؤوليات</w:t>
+      </w:r>
+    </w:p>
+    <w:p>
+      <w:pPr>
+        <w:pStyle w:val="ListeParagraf"/>
+        <w:bidi/>
+        <w:spacing w:after="80"/>
+        <w:ind w:left="0" w:right="709"/>
+        <w:jc w:val="both"/>
+      </w:pPr>
+      <w:r>
+        <w:rPr>
+          <w:rFonts w:ascii="Calibri" w:hAnsi="Calibri" w:cs="Arial"/>
+          <w:rtl/>
+          <w:sz w:val="24"/>
+          <w:szCs w:val="24"/>
+        </w:rPr>
+        <w:t xml:space="preserve">• </w:t>
+      </w:r>
+      <w:r>
+        <w:rPr>
+          <w:rFonts w:ascii="Calibri" w:hAnsi="Calibri" w:cs="Arial"/>
+          <w:b/>
+          <w:bCs/>
+          <w:rtl/>
+          <w:sz w:val="24"/>
+          <w:szCs w:val="24"/>
+        </w:rPr>
+        <w:t xml:space="preserve">مشرف القص:</w:t>
+      </w:r>
+      <w:r>
+        <w:rPr>
+          <w:rFonts w:ascii="Calibri" w:hAnsi="Calibri" w:cs="Arial"/>
+          <w:rtl/>
+          <w:sz w:val="24"/>
+          <w:szCs w:val="24"/>
+        </w:rPr>
+        <w:t xml:space="preserve"> يخطط أوامر القص، ويعتمد الماركر والفرشة الأولى، ويشرف على القص، ويعتمد الكميات المقصوصة، ويفتح الإجراء التصحيحي والوقائي (DOP) عند تجاوز الحدود.</w:t>
+      </w:r>
+    </w:p>
+    <w:p>
+      <w:pPr>
+        <w:pStyle w:val="ListeParagraf"/>
+        <w:bidi/>
+        <w:spacing w:after="80"/>
+        <w:ind w:left="0" w:right="709"/>
+        <w:jc w:val="both"/>
+      </w:pPr>
+      <w:r>
+        <w:rPr>
+          <w:rFonts w:ascii="Calibri" w:hAnsi="Calibri" w:cs="Arial"/>
+          <w:rtl/>
+          <w:sz w:val="24"/>
+          <w:szCs w:val="24"/>
+        </w:rPr>
+        <w:t xml:space="preserve">• </w:t>
+      </w:r>
+      <w:r>
+        <w:rPr>
+          <w:rFonts w:ascii="Calibri" w:hAnsi="Calibri" w:cs="Arial"/>
+          <w:b/>
+          <w:bCs/>
+          <w:rtl/>
+          <w:sz w:val="24"/>
+          <w:szCs w:val="24"/>
+        </w:rPr>
+        <w:t xml:space="preserve">معد الماركر:</w:t>
+      </w:r>
+      <w:r>
+        <w:rPr>
+          <w:rFonts w:ascii="Calibri" w:hAnsi="Calibri" w:cs="Arial"/>
+          <w:rtl/>
+          <w:sz w:val="24"/>
+          <w:szCs w:val="24"/>
+        </w:rPr>
+        <w:t xml:space="preserve"> يعد الماركر وفق البطاقة الفنية ونسبة المقاسات وعرض القماش، ويسجل كفاءة الماركر، ويستخدم فقط آخر مراجعة معتمدة للباترون.</w:t>
+      </w:r>
+    </w:p>
+    <w:p>
+      <w:pPr>
+        <w:pStyle w:val="ListeParagraf"/>
+        <w:bidi/>
+        <w:spacing w:after="80"/>
+        <w:ind w:left="0" w:right="709"/>
+        <w:jc w:val="both"/>
+      </w:pPr>
+      <w:r>
+        <w:rPr>
+          <w:rFonts w:ascii="Calibri" w:hAnsi="Calibri" w:cs="Arial"/>
+          <w:rtl/>
+          <w:sz w:val="24"/>
+          <w:szCs w:val="24"/>
+        </w:rPr>
+        <w:t xml:space="preserve">• </w:t>
+      </w:r>
+      <w:r>
+        <w:rPr>
+          <w:rFonts w:ascii="Calibri" w:hAnsi="Calibri" w:cs="Arial"/>
+          <w:b/>
+          <w:bCs/>
+          <w:rtl/>
+          <w:sz w:val="24"/>
+          <w:szCs w:val="24"/>
+        </w:rPr>
+        <w:t xml:space="preserve">عمال الفرد والقص:</w:t>
+      </w:r>
+      <w:r>
+        <w:rPr>
+          <w:rFonts w:ascii="Calibri" w:hAnsi="Calibri" w:cs="Arial"/>
+          <w:rtl/>
+          <w:sz w:val="24"/>
+          <w:szCs w:val="24"/>
+        </w:rPr>
+        <w:t xml:space="preserve"> يفردون القماش ويقصونه وفق هذه التعليمات والماركر وأمر القص، ويتحققون من حدة السكين في بداية كل وردية.</w:t>
+      </w:r>
+    </w:p>
+    <w:p>
+      <w:pPr>
+        <w:pStyle w:val="ListeParagraf"/>
+        <w:bidi/>
+        <w:spacing w:after="80"/>
+        <w:ind w:left="0" w:right="709"/>
+        <w:jc w:val="both"/>
+      </w:pPr>
+      <w:r>
+        <w:rPr>
+          <w:rFonts w:ascii="Calibri" w:hAnsi="Calibri" w:cs="Arial"/>
+          <w:rtl/>
+          <w:sz w:val="24"/>
+          <w:szCs w:val="24"/>
+        </w:rPr>
+        <w:t xml:space="preserve">• </w:t>
+      </w:r>
+      <w:r>
+        <w:rPr>
+          <w:rFonts w:ascii="Calibri" w:hAnsi="Calibri" w:cs="Arial"/>
+          <w:b/>
+          <w:bCs/>
+          <w:rtl/>
+          <w:sz w:val="24"/>
+          <w:szCs w:val="24"/>
+        </w:rPr>
+        <w:t xml:space="preserve">عمال الترقيم والتربيط:</w:t>
+      </w:r>
+      <w:r>
+        <w:rPr>
+          <w:rFonts w:ascii="Calibri" w:hAnsi="Calibri" w:cs="Arial"/>
+          <w:rtl/>
+          <w:sz w:val="24"/>
+          <w:szCs w:val="24"/>
+        </w:rPr>
+        <w:t xml:space="preserve"> يرقّمون القطع المقصوصة ويفرزونها ويربطونها ويضعون عليها البطاقات ويسلّمونها لخطوط الخياطة مع سجل تسليم.</w:t>
+      </w:r>
+    </w:p>
+    <w:p>
+      <w:pPr>
+        <w:pStyle w:val="ListeParagraf"/>
+        <w:bidi/>
+        <w:spacing w:after="80"/>
+        <w:ind w:left="0" w:right="709"/>
+        <w:jc w:val="both"/>
+      </w:pPr>
+      <w:r>
+        <w:rPr>
+          <w:rFonts w:ascii="Calibri" w:hAnsi="Calibri" w:cs="Arial"/>
+          <w:rtl/>
+          <w:sz w:val="24"/>
+          <w:szCs w:val="24"/>
+        </w:rPr>
+        <w:t xml:space="preserve">• </w:t>
+      </w:r>
+      <w:r>
+        <w:rPr>
+          <w:rFonts w:ascii="Calibri" w:hAnsi="Calibri" w:cs="Arial"/>
+          <w:b/>
+          <w:bCs/>
+          <w:rtl/>
+          <w:sz w:val="24"/>
+          <w:szCs w:val="24"/>
+        </w:rPr>
+        <w:t xml:space="preserve">مفتش الجودة:</w:t>
+      </w:r>
+      <w:r>
+        <w:rPr>
+          <w:rFonts w:ascii="Calibri" w:hAnsi="Calibri" w:cs="Arial"/>
+          <w:rtl/>
+          <w:sz w:val="24"/>
+          <w:szCs w:val="24"/>
+        </w:rPr>
+        <w:t xml:space="preserve"> يفحص القطع المقصوصة مقارنة بالباترون من حيث المقاس والشكل والعلامات (النوتش) ودرجة اللون، ويسجل النتائج، ويفصل القطع المعيبة، ويقترح إيقاف الفرشة عند تجاوز الحدود.</w:t>
+      </w:r>
+    </w:p>
+    <w:p>
+      <w:pPr>
+        <w:pStyle w:val="ListeParagraf"/>
+        <w:bidi/>
+        <w:spacing w:after="80"/>
+        <w:ind w:left="0" w:right="709"/>
+        <w:jc w:val="both"/>
+      </w:pPr>
+      <w:r>
+        <w:rPr>
+          <w:rFonts w:ascii="Calibri" w:hAnsi="Calibri" w:cs="Arial"/>
+          <w:rtl/>
+          <w:sz w:val="24"/>
+          <w:szCs w:val="24"/>
+        </w:rPr>
+        <w:t xml:space="preserve">• </w:t>
+      </w:r>
+      <w:r>
+        <w:rPr>
+          <w:rFonts w:ascii="Calibri" w:hAnsi="Calibri" w:cs="Arial"/>
+          <w:b/>
+          <w:bCs/>
+          <w:rtl/>
+          <w:sz w:val="24"/>
+          <w:szCs w:val="24"/>
+        </w:rPr>
+        <w:t xml:space="preserve">مدير ضمان الجودة:</w:t>
+      </w:r>
+      <w:r>
+        <w:rPr>
+          <w:rFonts w:ascii="Calibri" w:hAnsi="Calibri" w:cs="Arial"/>
+          <w:rtl/>
+          <w:sz w:val="24"/>
+          <w:szCs w:val="24"/>
+        </w:rPr>
+        <w:t xml:space="preserve"> يقرر قبول اللوطات المتأثرة أو رفضها أو الإفراج عنها، ويدير عملية الإجراء التصحيحي والوقائي (DOP).</w:t>
+      </w:r>
+    </w:p>
+    <w:p>
+      <w:pPr>
+        <w:pStyle w:val="ListeParagraf"/>
+        <w:bidi/>
+        <w:spacing w:after="80"/>
+        <w:ind w:left="0" w:right="709"/>
+        <w:jc w:val="both"/>
+      </w:pPr>
+    </w:p>
+    <w:p>
+      <w:pPr>
+        <w:pStyle w:val="ListeParagraf"/>
+        <w:bidi/>
+        <w:spacing w:before="120" w:after="60"/>
+        <w:ind w:left="0" w:right="709"/>
+      </w:pPr>
+      <w:r>
+        <w:rPr>
+          <w:rFonts w:ascii="Calibri" w:hAnsi="Calibri" w:cs="Arial"/>
+          <w:b/>
+          <w:bCs/>
+          <w:rtl/>
+          <w:sz w:val="24"/>
+          <w:szCs w:val="24"/>
+        </w:rPr>
+        <w:t xml:space="preserve">التعريفات</w:t>
+      </w:r>
+    </w:p>
+    <w:p>
+      <w:pPr>
+        <w:pStyle w:val="ListeParagraf"/>
+        <w:bidi/>
+        <w:spacing w:after="80"/>
+        <w:ind w:left="0" w:right="709"/>
+        <w:jc w:val="both"/>
+      </w:pPr>
+      <w:r>
+        <w:rPr>
+          <w:rFonts w:ascii="Calibri" w:hAnsi="Calibri" w:cs="Arial"/>
+          <w:rtl/>
+          <w:sz w:val="24"/>
+          <w:szCs w:val="24"/>
+        </w:rPr>
+        <w:t xml:space="preserve">• </w:t>
+      </w:r>
+      <w:r>
+        <w:rPr>
+          <w:rFonts w:ascii="Calibri" w:hAnsi="Calibri" w:cs="Arial"/>
+          <w:b/>
+          <w:bCs/>
+          <w:rtl/>
+          <w:sz w:val="24"/>
+          <w:szCs w:val="24"/>
+        </w:rPr>
+        <w:t xml:space="preserve">الماركر:</w:t>
+      </w:r>
+      <w:r>
+        <w:rPr>
+          <w:rFonts w:ascii="Calibri" w:hAnsi="Calibri" w:cs="Arial"/>
+          <w:rtl/>
+          <w:sz w:val="24"/>
+          <w:szCs w:val="24"/>
+        </w:rPr>
+        <w:t xml:space="preserve"> المخطط الذي يوضح طريقة توزيع قطع الباترون على القماش لتحقيق أفضل استغلال للقماش.</w:t>
+      </w:r>
+    </w:p>
+    <w:p>
+      <w:pPr>
+        <w:pStyle w:val="ListeParagraf"/>
+        <w:bidi/>
+        <w:spacing w:after="80"/>
+        <w:ind w:left="0" w:right="709"/>
+        <w:jc w:val="both"/>
+      </w:pPr>
+      <w:r>
+        <w:rPr>
+          <w:rFonts w:ascii="Calibri" w:hAnsi="Calibri" w:cs="Arial"/>
+          <w:rtl/>
+          <w:sz w:val="24"/>
+          <w:szCs w:val="24"/>
+        </w:rPr>
+        <w:t xml:space="preserve">• </w:t>
+      </w:r>
+      <w:r>
+        <w:rPr>
+          <w:rFonts w:ascii="Calibri" w:hAnsi="Calibri" w:cs="Arial"/>
+          <w:b/>
+          <w:bCs/>
+          <w:rtl/>
+          <w:sz w:val="24"/>
+          <w:szCs w:val="24"/>
+        </w:rPr>
+        <w:t xml:space="preserve">كفاءة الماركر:</w:t>
+      </w:r>
+      <w:r>
+        <w:rPr>
+          <w:rFonts w:ascii="Calibri" w:hAnsi="Calibri" w:cs="Arial"/>
+          <w:rtl/>
+          <w:sz w:val="24"/>
+          <w:szCs w:val="24"/>
+        </w:rPr>
+        <w:t xml:space="preserve"> نسبة مساحة قطع الباترون إلى المساحة الكلية للقماش في الماركر، معبَّرًا عنها بنسبة مئوية.</w:t>
+      </w:r>
+    </w:p>
+    <w:p>
+      <w:pPr>
+        <w:pStyle w:val="ListeParagraf"/>
+        <w:bidi/>
+        <w:spacing w:after="80"/>
+        <w:ind w:left="0" w:right="709"/>
+        <w:jc w:val="both"/>
+      </w:pPr>
+      <w:r>
+        <w:rPr>
+          <w:rFonts w:ascii="Calibri" w:hAnsi="Calibri" w:cs="Arial"/>
+          <w:rtl/>
+          <w:sz w:val="24"/>
+          <w:szCs w:val="24"/>
+        </w:rPr>
+        <w:t xml:space="preserve">• </w:t>
+      </w:r>
+      <w:r>
+        <w:rPr>
+          <w:rFonts w:ascii="Calibri" w:hAnsi="Calibri" w:cs="Arial"/>
+          <w:b/>
+          <w:bCs/>
+          <w:rtl/>
+          <w:sz w:val="24"/>
+          <w:szCs w:val="24"/>
+        </w:rPr>
+        <w:t xml:space="preserve">الفرشة:</w:t>
+      </w:r>
+      <w:r>
+        <w:rPr>
+          <w:rFonts w:ascii="Calibri" w:hAnsi="Calibri" w:cs="Arial"/>
+          <w:rtl/>
+          <w:sz w:val="24"/>
+          <w:szCs w:val="24"/>
+        </w:rPr>
+        <w:t xml:space="preserve"> مجموعة طبقات القماش المفرودة على الطاولة لقصها في عملية واحدة.</w:t>
+      </w:r>
+    </w:p>
+    <w:p>
+      <w:pPr>
+        <w:pStyle w:val="ListeParagraf"/>
+        <w:bidi/>
+        <w:spacing w:after="80"/>
+        <w:ind w:left="0" w:right="709"/>
+        <w:jc w:val="both"/>
+      </w:pPr>
+      <w:r>
+        <w:rPr>
+          <w:rFonts w:ascii="Calibri" w:hAnsi="Calibri" w:cs="Arial"/>
+          <w:rtl/>
+          <w:sz w:val="24"/>
+          <w:szCs w:val="24"/>
+        </w:rPr>
+        <w:t xml:space="preserve">• </w:t>
+      </w:r>
+      <w:r>
+        <w:rPr>
+          <w:rFonts w:ascii="Calibri" w:hAnsi="Calibri" w:cs="Arial"/>
+          <w:b/>
+          <w:bCs/>
+          <w:rtl/>
+          <w:sz w:val="24"/>
+          <w:szCs w:val="24"/>
+        </w:rPr>
+        <w:t xml:space="preserve">اختلاف درجة اللون:</w:t>
+      </w:r>
+      <w:r>
+        <w:rPr>
+          <w:rFonts w:ascii="Calibri" w:hAnsi="Calibri" w:cs="Arial"/>
+          <w:rtl/>
+          <w:sz w:val="24"/>
+          <w:szCs w:val="24"/>
+        </w:rPr>
+        <w:t xml:space="preserve"> الفرق في درجة اللون بين طبقات أو رولات اللوط الواحد، ويُقيَّم بصريًا تحت ضوء قياسي وعند الحاجة بقياس اللون (ΔE).</w:t>
+      </w:r>
+    </w:p>
+    <w:p>
+      <w:pPr>
+        <w:pStyle w:val="ListeParagraf"/>
+        <w:bidi/>
+        <w:spacing w:after="80"/>
+        <w:ind w:left="0" w:right="709"/>
+        <w:jc w:val="both"/>
+      </w:pPr>
+      <w:r>
+        <w:rPr>
+          <w:rFonts w:ascii="Calibri" w:hAnsi="Calibri" w:cs="Arial"/>
+          <w:rtl/>
+          <w:sz w:val="24"/>
+          <w:szCs w:val="24"/>
+        </w:rPr>
+        <w:t xml:space="preserve">• </w:t>
+      </w:r>
+      <w:r>
+        <w:rPr>
+          <w:rFonts w:ascii="Calibri" w:hAnsi="Calibri" w:cs="Arial"/>
+          <w:b/>
+          <w:bCs/>
+          <w:rtl/>
+          <w:sz w:val="24"/>
+          <w:szCs w:val="24"/>
+        </w:rPr>
+        <w:t xml:space="preserve">الربطة:</w:t>
+      </w:r>
+      <w:r>
+        <w:rPr>
+          <w:rFonts w:ascii="Calibri" w:hAnsi="Calibri" w:cs="Arial"/>
+          <w:rtl/>
+          <w:sz w:val="24"/>
+          <w:szCs w:val="24"/>
+        </w:rPr>
+        <w:t xml:space="preserve"> حزمة مرقّمة من القطع المقصوصة من المقاس نفسه ومجموعة الطبقات والدرجة اللونية نفسها تُسلَّم للخياطة.</w:t>
+      </w:r>
+    </w:p>
+    <w:p>
+      <w:pPr>
+        <w:pStyle w:val="ListeParagraf"/>
+        <w:bidi/>
+        <w:spacing w:after="80"/>
+        <w:ind w:left="0" w:right="709"/>
+        <w:jc w:val="both"/>
+      </w:pPr>
+      <w:r>
+        <w:rPr>
+          <w:rFonts w:ascii="Calibri" w:hAnsi="Calibri" w:cs="Arial"/>
+          <w:rtl/>
+          <w:sz w:val="24"/>
+          <w:szCs w:val="24"/>
+        </w:rPr>
+        <w:t xml:space="preserve">• </w:t>
+      </w:r>
+      <w:r>
+        <w:rPr>
+          <w:rFonts w:ascii="Calibri" w:hAnsi="Calibri" w:cs="Arial"/>
+          <w:b/>
+          <w:bCs/>
+          <w:rtl/>
+          <w:sz w:val="24"/>
+          <w:szCs w:val="24"/>
+        </w:rPr>
+        <w:t xml:space="preserve">الإجراء التصحيحي والوقائي (DOP):</w:t>
+      </w:r>
+      <w:r>
+        <w:rPr>
+          <w:rFonts w:ascii="Calibri" w:hAnsi="Calibri" w:cs="Arial"/>
+          <w:rtl/>
+          <w:sz w:val="24"/>
+          <w:szCs w:val="24"/>
+        </w:rPr>
+        <w:t xml:space="preserve"> إجراء تصحيحي ووقائي.</w:t>
+      </w:r>
+    </w:p>
+    <w:p>
+      <w:pPr>
+        <w:pStyle w:val="ListeParagraf"/>
+        <w:bidi/>
+        <w:spacing w:after="80"/>
+        <w:ind w:left="0" w:right="709"/>
+        <w:jc w:val="both"/>
+      </w:pPr>
+    </w:p>
+    <w:p>
+      <w:pPr>
+        <w:pStyle w:val="ListeParagraf"/>
+        <w:bidi/>
+        <w:spacing w:before="120" w:after="60"/>
+        <w:ind w:left="0" w:right="709"/>
+      </w:pPr>
+      <w:r>
+        <w:rPr>
+          <w:rFonts w:ascii="Calibri" w:hAnsi="Calibri" w:cs="Arial"/>
+          <w:b/>
+          <w:bCs/>
+          <w:rtl/>
+          <w:sz w:val="24"/>
+          <w:szCs w:val="24"/>
+        </w:rPr>
+        <w:t xml:space="preserve">التعليمات</w:t>
+      </w:r>
+    </w:p>
+    <w:p>
+      <w:pPr>
+        <w:pStyle w:val="ListeParagraf"/>
+        <w:bidi/>
+        <w:spacing w:before="120" w:after="60"/>
+        <w:ind w:left="0" w:right="709"/>
+      </w:pPr>
+      <w:r>
+        <w:rPr>
+          <w:rFonts w:ascii="Calibri" w:hAnsi="Calibri" w:cs="Arial"/>
+          <w:b/>
+          <w:bCs/>
+          <w:rtl/>
+          <w:sz w:val="24"/>
+          <w:szCs w:val="24"/>
+        </w:rPr>
+        <w:t xml:space="preserve">1. قبل البدء</w:t>
+      </w:r>
+    </w:p>
+    <w:p>
+      <w:pPr>
+        <w:pStyle w:val="ListeParagraf"/>
+        <w:bidi/>
+        <w:spacing w:after="80"/>
+        <w:ind w:left="0" w:right="709"/>
+        <w:jc w:val="both"/>
+      </w:pPr>
+      <w:r>
+        <w:rPr>
+          <w:rFonts w:ascii="Calibri" w:hAnsi="Calibri" w:cs="Arial"/>
+          <w:rtl/>
+          <w:sz w:val="24"/>
+          <w:szCs w:val="24"/>
+        </w:rPr>
+        <w:t xml:space="preserve">1.1. راجع أمر القص: الموديل والمقاسات والكميات والماركر ولوط القماش ومجموعة درجة اللون.</w:t>
+      </w:r>
+    </w:p>
+    <w:p>
+      <w:pPr>
+        <w:pStyle w:val="ListeParagraf"/>
+        <w:bidi/>
+        <w:spacing w:after="80"/>
+        <w:ind w:left="0" w:right="709"/>
+        <w:jc w:val="both"/>
+      </w:pPr>
+      <w:r>
+        <w:rPr>
+          <w:rFonts w:ascii="Calibri" w:hAnsi="Calibri" w:cs="Arial"/>
+          <w:rtl/>
+          <w:sz w:val="24"/>
+          <w:szCs w:val="24"/>
+        </w:rPr>
+        <w:t xml:space="preserve">1.2. استخدم فقط القماش المفرج عنه من الجودة والذي تمت إراحته للمدة المحددة في متطلبات العميل (24 ساعة على الأقل للأقمشة التريكو ما لم يُحدد غير ذلك؛ وأطول للأقمشة ذات احتمال الانكماش المرتفع).</w:t>
+      </w:r>
+    </w:p>
+    <w:p>
+      <w:pPr>
+        <w:pStyle w:val="ListeParagraf"/>
+        <w:bidi/>
+        <w:spacing w:after="80"/>
+        <w:ind w:left="0" w:right="709"/>
+        <w:jc w:val="both"/>
+      </w:pPr>
+      <w:r>
+        <w:rPr>
+          <w:rFonts w:ascii="Calibri" w:hAnsi="Calibri" w:cs="Arial"/>
+          <w:rtl/>
+          <w:sz w:val="24"/>
+          <w:szCs w:val="24"/>
+        </w:rPr>
+        <w:t xml:space="preserve">1.3. تأكد من سلامة عمل واقي السكين والقفاز المعدني الشبكي وزر الإيقاف الطارئ ومِسنّ السكين.</w:t>
+      </w:r>
+    </w:p>
+    <w:p>
+      <w:pPr>
+        <w:pStyle w:val="ListeParagraf"/>
+        <w:bidi/>
+        <w:spacing w:after="80"/>
+        <w:ind w:left="0" w:right="709"/>
+        <w:jc w:val="both"/>
+      </w:pPr>
+      <w:r>
+        <w:rPr>
+          <w:rFonts w:ascii="Calibri" w:hAnsi="Calibri" w:cs="Arial"/>
+          <w:rtl/>
+          <w:sz w:val="24"/>
+          <w:szCs w:val="24"/>
+        </w:rPr>
+        <w:t xml:space="preserve">1.4. استلم الرولات من المستودع حسب رقم الرول واللوط والطول، وطابقها مع أمر القص، وافحص العرض ودرجة اللون؛ ولا يُفرد القماش غير المفحوص أو غير المفرج عنه من المختبر. وتُفصل الرولات المعيبة أو المتسخة أو المثقوبة وتُوسم وفق إجراء المنتج غير المطابق.</w:t>
+      </w:r>
+    </w:p>
+    <w:p>
+      <w:pPr>
+        <w:pStyle w:val="ListeParagraf"/>
+        <w:bidi/>
+        <w:spacing w:after="80"/>
+        <w:ind w:left="0" w:right="709"/>
+        <w:jc w:val="both"/>
+      </w:pPr>
+    </w:p>
+    <w:p>
+      <w:pPr>
+        <w:pStyle w:val="ListeParagraf"/>
+        <w:bidi/>
+        <w:spacing w:before="120" w:after="60"/>
+        <w:ind w:left="0" w:right="709"/>
+      </w:pPr>
+      <w:r>
+        <w:rPr>
+          <w:rFonts w:ascii="Calibri" w:hAnsi="Calibri" w:cs="Arial"/>
+          <w:b/>
+          <w:bCs/>
+          <w:rtl/>
+          <w:sz w:val="24"/>
+          <w:szCs w:val="24"/>
+        </w:rPr>
+        <w:t xml:space="preserve">2. إعداد الماركر والكفاءة</w:t>
+      </w:r>
+    </w:p>
+    <w:p>
+      <w:pPr>
+        <w:pStyle w:val="ListeParagraf"/>
+        <w:bidi/>
+        <w:spacing w:after="80"/>
+        <w:ind w:left="0" w:right="709"/>
+        <w:jc w:val="both"/>
+      </w:pPr>
+      <w:r>
+        <w:rPr>
+          <w:rFonts w:ascii="Calibri" w:hAnsi="Calibri" w:cs="Arial"/>
+          <w:rtl/>
+          <w:sz w:val="24"/>
+          <w:szCs w:val="24"/>
+        </w:rPr>
+        <w:t xml:space="preserve">2.1. يُرسم الماركر مع مراعاة البطاقة الفنية وتوزيع المقاسات وعرض القماش واتجاه القماش؛ وفي الأقمشة ذات الاتجاه والخطوط والمربعات تُبيَّن قواعد التطابق والاتجاه على الماركر.</w:t>
+      </w:r>
+    </w:p>
+    <w:p>
+      <w:pPr>
+        <w:pStyle w:val="ListeParagraf"/>
+        <w:bidi/>
+        <w:spacing w:after="80"/>
+        <w:ind w:left="0" w:right="709"/>
+        <w:jc w:val="both"/>
+      </w:pPr>
+      <w:r>
+        <w:rPr>
+          <w:rFonts w:ascii="Calibri" w:hAnsi="Calibri" w:cs="Arial"/>
+          <w:rtl/>
+          <w:sz w:val="24"/>
+          <w:szCs w:val="24"/>
+        </w:rPr>
+        <w:t xml:space="preserve">2.2. لا يتجاوز عرض الماركر العرض القابل للاستخدام من القماش (بسماحية ± 1 سم)، ويُقارن مقاس الماركر وعدد القطع بالباترون المعتمد من العميل، ويُستخدم آخر مراجعة للباترون.</w:t>
+      </w:r>
+    </w:p>
+    <w:p>
+      <w:pPr>
+        <w:pStyle w:val="ListeParagraf"/>
+        <w:bidi/>
+        <w:spacing w:after="80"/>
+        <w:ind w:left="0" w:right="709"/>
+        <w:jc w:val="both"/>
+      </w:pPr>
+      <w:r>
+        <w:rPr>
+          <w:rFonts w:ascii="Calibri" w:hAnsi="Calibri" w:cs="Arial"/>
+          <w:rtl/>
+          <w:sz w:val="24"/>
+          <w:szCs w:val="24"/>
+        </w:rPr>
+        <w:t xml:space="preserve">2.3. تُسجَّل كفاءة الماركر لكل ماركر؛ وإذا كانت دون المستهدف (مثال: ≥ 85% ويُحدد حسب الموديل) يُعاد تحسين التوزيع ويُسجَّل استهلاك القماش.</w:t>
+      </w:r>
+    </w:p>
+    <w:p>
+      <w:pPr>
+        <w:pStyle w:val="ListeParagraf"/>
+        <w:bidi/>
+        <w:spacing w:after="80"/>
+        <w:ind w:left="0" w:right="709"/>
+        <w:jc w:val="both"/>
+      </w:pPr>
+      <w:r>
+        <w:rPr>
+          <w:rFonts w:ascii="Calibri" w:hAnsi="Calibri" w:cs="Arial"/>
+          <w:rtl/>
+          <w:sz w:val="24"/>
+          <w:szCs w:val="24"/>
+        </w:rPr>
+        <w:t xml:space="preserve">2.4. لا يبدأ الفرد والقص بماركر غير معتمد.</w:t>
+      </w:r>
+    </w:p>
+    <w:p>
+      <w:pPr>
+        <w:pStyle w:val="ListeParagraf"/>
+        <w:bidi/>
+        <w:spacing w:after="80"/>
+        <w:ind w:left="0" w:right="709"/>
+        <w:jc w:val="both"/>
+      </w:pPr>
+    </w:p>
+    <w:p>
+      <w:pPr>
+        <w:pStyle w:val="ListeParagraf"/>
+        <w:bidi/>
+        <w:spacing w:before="120" w:after="60"/>
+        <w:ind w:left="0" w:right="709"/>
+      </w:pPr>
+      <w:r>
+        <w:rPr>
+          <w:rFonts w:ascii="Calibri" w:hAnsi="Calibri" w:cs="Arial"/>
+          <w:b/>
+          <w:bCs/>
+          <w:rtl/>
+          <w:sz w:val="24"/>
+          <w:szCs w:val="24"/>
+        </w:rPr>
+        <w:t xml:space="preserve">3. التشغيل</w:t>
+      </w:r>
+    </w:p>
+    <w:p>
+      <w:pPr>
+        <w:pStyle w:val="ListeParagraf"/>
+        <w:bidi/>
+        <w:spacing w:after="80"/>
+        <w:ind w:left="0" w:right="709"/>
+        <w:jc w:val="both"/>
+      </w:pPr>
+      <w:r>
+        <w:rPr>
+          <w:rFonts w:ascii="Calibri" w:hAnsi="Calibri" w:cs="Arial"/>
+          <w:rtl/>
+          <w:sz w:val="24"/>
+          <w:szCs w:val="24"/>
+        </w:rPr>
+        <w:t xml:space="preserve">3.1. افرد القماش دون شد مع محاذاة الحواف (± 2 مم) ووضع الوجه حسب المطلوب، وافصل لوطات اللون بورق ولا تخلطها في فرشة واحدة.</w:t>
+      </w:r>
+    </w:p>
+    <w:p>
+      <w:pPr>
+        <w:pStyle w:val="ListeParagraf"/>
+        <w:bidi/>
+        <w:spacing w:after="80"/>
+        <w:ind w:left="0" w:right="709"/>
+        <w:jc w:val="both"/>
+      </w:pPr>
+      <w:r>
+        <w:rPr>
+          <w:rFonts w:ascii="Calibri" w:hAnsi="Calibri" w:cs="Arial"/>
+          <w:rtl/>
+          <w:sz w:val="24"/>
+          <w:szCs w:val="24"/>
+        </w:rPr>
+        <w:t xml:space="preserve">3.2. تحقق من عدد الطبقات واتجاه القماش ومقدار التراكب عند وصل الرولات (لا يقل عن القيمة المبينة على الماركر)؛ وعلّم عيوب القماش أثناء الفرد وأخرج المنطقة المعيبة من القطع أو أعد الفرد. ويُبقى ارتفاع الفرشة ضمن حدود قدرة الماكينة وجودة القص.</w:t>
+      </w:r>
+    </w:p>
+    <w:p>
+      <w:pPr>
+        <w:pStyle w:val="ListeParagraf"/>
+        <w:bidi/>
+        <w:spacing w:after="80"/>
+        <w:ind w:left="0" w:right="709"/>
+        <w:jc w:val="both"/>
+      </w:pPr>
+      <w:r>
+        <w:rPr>
+          <w:rFonts w:ascii="Calibri" w:hAnsi="Calibri" w:cs="Arial"/>
+          <w:rtl/>
+          <w:sz w:val="24"/>
+          <w:szCs w:val="24"/>
+        </w:rPr>
+        <w:t xml:space="preserve">3.3. ضع الماركر وراجعه مقابل الباترون المعتمد، وثبّت الفرشة بالمشابك أو الأثقال.</w:t>
+      </w:r>
+    </w:p>
+    <w:p>
+      <w:pPr>
+        <w:pStyle w:val="ListeParagraf"/>
+        <w:bidi/>
+        <w:spacing w:after="80"/>
+        <w:ind w:left="0" w:right="709"/>
+        <w:jc w:val="both"/>
+      </w:pPr>
+      <w:r>
+        <w:rPr>
+          <w:rFonts w:ascii="Calibri" w:hAnsi="Calibri" w:cs="Arial"/>
+          <w:rtl/>
+          <w:sz w:val="24"/>
+          <w:szCs w:val="24"/>
+        </w:rPr>
+        <w:t xml:space="preserve">3.4. قص على خطوط الماركر مع إبقاء السكين عموديًا؛ تُقص القطع الرئيسية أولًا ثم قطع التفاصيل الصغيرة؛ وقص علامات النوتش وعلامات الثقب تمامًا كما هي محددة. والانحراف عن الخط ضمن ± 1 مم.</w:t>
+      </w:r>
+    </w:p>
+    <w:p>
+      <w:pPr>
+        <w:pStyle w:val="ListeParagraf"/>
+        <w:bidi/>
+        <w:spacing w:after="80"/>
+        <w:ind w:left="0" w:right="709"/>
+        <w:jc w:val="both"/>
+      </w:pPr>
+      <w:r>
+        <w:rPr>
+          <w:rFonts w:ascii="Calibri" w:hAnsi="Calibri" w:cs="Arial"/>
+          <w:rtl/>
+          <w:sz w:val="24"/>
+          <w:szCs w:val="24"/>
+        </w:rPr>
+        <w:t xml:space="preserve">3.5. يفحص المشرف ومفتش الجودة الطبقات العلوية والوسطى والسفلية من الفرشة الأولى من حيث المقاس والشكل (مقاس الباترون ± 2 مم) قبل قص الباقي؛ ولا يستمر القص التسلسلي إلا بعد الاعتماد.</w:t>
+      </w:r>
+    </w:p>
+    <w:p>
+      <w:pPr>
+        <w:pStyle w:val="ListeParagraf"/>
+        <w:bidi/>
+        <w:spacing w:after="80"/>
+        <w:ind w:left="0" w:right="709"/>
+        <w:jc w:val="both"/>
+      </w:pPr>
+      <w:r>
+        <w:rPr>
+          <w:rFonts w:ascii="Calibri" w:hAnsi="Calibri" w:cs="Arial"/>
+          <w:rtl/>
+          <w:sz w:val="24"/>
+          <w:szCs w:val="24"/>
+        </w:rPr>
+        <w:t xml:space="preserve">3.6. سجّل عدد الطبقات وطول الفرشة وترتيب الدرجات اللونية والكميات المقصوصة واستهلاك القماش في تقرير القص (EMS.QA.FRM.02.01).</w:t>
+      </w:r>
+    </w:p>
+    <w:p>
+      <w:pPr>
+        <w:pStyle w:val="ListeParagraf"/>
+        <w:bidi/>
+        <w:spacing w:after="80"/>
+        <w:ind w:left="0" w:right="709"/>
+        <w:jc w:val="both"/>
+      </w:pPr>
+    </w:p>
+    <w:p>
+      <w:pPr>
+        <w:pStyle w:val="ListeParagraf"/>
+        <w:bidi/>
+        <w:spacing w:before="120" w:after="60"/>
+        <w:ind w:left="0" w:right="709"/>
+      </w:pPr>
+      <w:r>
+        <w:rPr>
+          <w:rFonts w:ascii="Calibri" w:hAnsi="Calibri" w:cs="Arial"/>
+          <w:b/>
+          <w:bCs/>
+          <w:rtl/>
+          <w:sz w:val="24"/>
+          <w:szCs w:val="24"/>
+        </w:rPr>
+        <w:t xml:space="preserve">4. الترقيم والتربيط وفحص اختلاف اللون</w:t>
+      </w:r>
+    </w:p>
+    <w:p>
+      <w:pPr>
+        <w:pStyle w:val="ListeParagraf"/>
+        <w:bidi/>
+        <w:spacing w:after="80"/>
+        <w:ind w:left="0" w:right="709"/>
+        <w:jc w:val="both"/>
+      </w:pPr>
+      <w:r>
+        <w:rPr>
+          <w:rFonts w:ascii="Calibri" w:hAnsi="Calibri" w:cs="Arial"/>
+          <w:rtl/>
+          <w:sz w:val="24"/>
+          <w:szCs w:val="24"/>
+        </w:rPr>
+        <w:t xml:space="preserve">4.1. رقّم كل طبقة وعلّم كل قطعة برقم الطبقة والمقاس؛ وتوضع البطاقات أو الأرقام اللاصقة بحيث لا تضر بوجه القماش.</w:t>
+      </w:r>
+    </w:p>
+    <w:p>
+      <w:pPr>
+        <w:pStyle w:val="ListeParagraf"/>
+        <w:bidi/>
+        <w:spacing w:after="80"/>
+        <w:ind w:left="0" w:right="709"/>
+        <w:jc w:val="both"/>
+      </w:pPr>
+      <w:r>
+        <w:rPr>
+          <w:rFonts w:ascii="Calibri" w:hAnsi="Calibri" w:cs="Arial"/>
+          <w:rtl/>
+          <w:sz w:val="24"/>
+          <w:szCs w:val="24"/>
+        </w:rPr>
+        <w:t xml:space="preserve">4.2. تُطابق جميع قطع القطعة الواحدة بنفس رقم الطبقة؛ ولا تُخلط أبدًا الطبقات ذات اختلاف اللون.</w:t>
+      </w:r>
+    </w:p>
+    <w:p>
+      <w:pPr>
+        <w:pStyle w:val="ListeParagraf"/>
+        <w:bidi/>
+        <w:spacing w:after="80"/>
+        <w:ind w:left="0" w:right="709"/>
+        <w:jc w:val="both"/>
+      </w:pPr>
+      <w:r>
+        <w:rPr>
+          <w:rFonts w:ascii="Calibri" w:hAnsi="Calibri" w:cs="Arial"/>
+          <w:rtl/>
+          <w:sz w:val="24"/>
+          <w:szCs w:val="24"/>
+        </w:rPr>
+        <w:t xml:space="preserve">4.3. يُفحص اختلاف اللون بصريًا تحت ضوء قياسي وعند الحاجة بقياس اللون؛ والهدف داخل الربطة الواحدة ΔE ≤ 1.0 وألا يكون ملحوظًا بصريًا (وتُحدد الحدود في مواصفات العميل). وتُعلَّم الطبقات المنحرفة وتُربط على حدة.</w:t>
+      </w:r>
+    </w:p>
+    <w:p>
+      <w:pPr>
+        <w:pStyle w:val="ListeParagraf"/>
+        <w:bidi/>
+        <w:spacing w:after="80"/>
+        <w:ind w:left="0" w:right="709"/>
+        <w:jc w:val="both"/>
+      </w:pPr>
+      <w:r>
+        <w:rPr>
+          <w:rFonts w:ascii="Calibri" w:hAnsi="Calibri" w:cs="Arial"/>
+          <w:rtl/>
+          <w:sz w:val="24"/>
+          <w:szCs w:val="24"/>
+        </w:rPr>
+        <w:t xml:space="preserve">4.4. تتضمن بطاقة الربطة الطلبية والموديل والمقاس والطبقة والكمية وتاريخ القص لضمان التتبع؛ ودقة الترقيم 100%.</w:t>
+      </w:r>
+    </w:p>
+    <w:p>
+      <w:pPr>
+        <w:pStyle w:val="ListeParagraf"/>
+        <w:bidi/>
+        <w:spacing w:after="80"/>
+        <w:ind w:left="0" w:right="709"/>
+        <w:jc w:val="both"/>
+      </w:pPr>
+    </w:p>
+    <w:p>
+      <w:pPr>
+        <w:pStyle w:val="ListeParagraf"/>
+        <w:bidi/>
+        <w:spacing w:before="120" w:after="60"/>
+        <w:ind w:left="0" w:right="709"/>
+      </w:pPr>
+      <w:r>
+        <w:rPr>
+          <w:rFonts w:ascii="Calibri" w:hAnsi="Calibri" w:cs="Arial"/>
+          <w:b/>
+          <w:bCs/>
+          <w:rtl/>
+          <w:sz w:val="24"/>
+          <w:szCs w:val="24"/>
+        </w:rPr>
+        <w:t xml:space="preserve">5. الفرز وفصل العيوب</w:t>
+      </w:r>
+    </w:p>
+    <w:p>
+      <w:pPr>
+        <w:pStyle w:val="ListeParagraf"/>
+        <w:bidi/>
+        <w:spacing w:after="80"/>
+        <w:ind w:left="0" w:right="709"/>
+        <w:jc w:val="both"/>
+      </w:pPr>
+      <w:r>
+        <w:rPr>
+          <w:rFonts w:ascii="Calibri" w:hAnsi="Calibri" w:cs="Arial"/>
+          <w:rtl/>
+          <w:sz w:val="24"/>
+          <w:szCs w:val="24"/>
+        </w:rPr>
+        <w:t xml:space="preserve">5.1. تُعد القطع المقصوصة وتُفحص بصريًا؛ ويتبع أخذ العينات لقياس القطع معيار ISO 2859-1 (AQL 2.5 المستوى II) ما لم يحدد العميل غير ذلك.</w:t>
+      </w:r>
+    </w:p>
+    <w:p>
+      <w:pPr>
+        <w:pStyle w:val="ListeParagraf"/>
+        <w:bidi/>
+        <w:spacing w:after="80"/>
+        <w:ind w:left="0" w:right="709"/>
+        <w:jc w:val="both"/>
+      </w:pPr>
+      <w:r>
+        <w:rPr>
+          <w:rFonts w:ascii="Calibri" w:hAnsi="Calibri" w:cs="Arial"/>
+          <w:rtl/>
+          <w:sz w:val="24"/>
+          <w:szCs w:val="24"/>
+        </w:rPr>
+        <w:t xml:space="preserve">5.2. تُفرز القطع المعيبة ويُسجل نوع العيب وعدده في نموذج فرز عيوب صالة القص (EMS.QA.FRM.02.02)؛ والمستهدف لنسبة عيوب القص ≤ 0.5%.</w:t>
+      </w:r>
+    </w:p>
+    <w:p>
+      <w:pPr>
+        <w:pStyle w:val="ListeParagraf"/>
+        <w:bidi/>
+        <w:spacing w:after="80"/>
+        <w:ind w:left="0" w:right="709"/>
+        <w:jc w:val="both"/>
+      </w:pPr>
+      <w:r>
+        <w:rPr>
+          <w:rFonts w:ascii="Calibri" w:hAnsi="Calibri" w:cs="Arial"/>
+          <w:rtl/>
+          <w:sz w:val="24"/>
+          <w:szCs w:val="24"/>
+        </w:rPr>
+        <w:t xml:space="preserve">5.3. يُقص بديل القطعة المعيبة من نفس الدرجة اللونية ومجموعة الطبقات للحفاظ على تطابق اللون.</w:t>
+      </w:r>
+    </w:p>
+    <w:p>
+      <w:pPr>
+        <w:pStyle w:val="ListeParagraf"/>
+        <w:bidi/>
+        <w:spacing w:after="80"/>
+        <w:ind w:left="0" w:right="709"/>
+        <w:jc w:val="both"/>
+      </w:pPr>
+      <w:r>
+        <w:rPr>
+          <w:rFonts w:ascii="Calibri" w:hAnsi="Calibri" w:cs="Arial"/>
+          <w:rtl/>
+          <w:sz w:val="24"/>
+          <w:szCs w:val="24"/>
+        </w:rPr>
+        <w:t xml:space="preserve">5.4. تُغلّف الربطات المفحوصة بترتيب الطلبية والمقاس والطبقة وتُسلَّم إلى خط الخياطة مع سجل تسليم.</w:t>
+      </w:r>
+    </w:p>
+    <w:p>
+      <w:pPr>
+        <w:pStyle w:val="ListeParagraf"/>
+        <w:bidi/>
+        <w:spacing w:after="80"/>
+        <w:ind w:left="0" w:right="709"/>
+        <w:jc w:val="both"/>
+      </w:pPr>
+    </w:p>
+    <w:p>
+      <w:pPr>
+        <w:pStyle w:val="ListeParagraf"/>
+        <w:bidi/>
+        <w:spacing w:before="120" w:after="60"/>
+        <w:ind w:left="0" w:right="709"/>
+      </w:pPr>
+      <w:r>
+        <w:rPr>
+          <w:rFonts w:ascii="Calibri" w:hAnsi="Calibri" w:cs="Arial"/>
+          <w:b/>
+          <w:bCs/>
+          <w:rtl/>
+          <w:sz w:val="24"/>
+          <w:szCs w:val="24"/>
+        </w:rPr>
+        <w:t xml:space="preserve">6. سلامة السكاكين والقص</w:t>
+      </w:r>
+    </w:p>
+    <w:p>
+      <w:pPr>
+        <w:pStyle w:val="ListeParagraf"/>
+        <w:bidi/>
+        <w:spacing w:after="80"/>
+        <w:ind w:left="0" w:right="709"/>
+        <w:jc w:val="both"/>
+      </w:pPr>
+      <w:r>
+        <w:rPr>
+          <w:rFonts w:ascii="Calibri" w:hAnsi="Calibri" w:cs="Arial"/>
+          <w:rtl/>
+          <w:sz w:val="24"/>
+          <w:szCs w:val="24"/>
+        </w:rPr>
+        <w:t xml:space="preserve">6.1. تُفحص حدة السكين وضبطه في بداية كل وردية؛ وعند ظهور احتراق في القماش أو سحب أو تلف في الحافة يُوقف القص ويُفحص السكين والضبط.</w:t>
+      </w:r>
+    </w:p>
+    <w:p>
+      <w:pPr>
+        <w:pStyle w:val="ListeParagraf"/>
+        <w:bidi/>
+        <w:spacing w:after="80"/>
+        <w:ind w:left="0" w:right="709"/>
+        <w:jc w:val="both"/>
+      </w:pPr>
+      <w:r>
+        <w:rPr>
+          <w:rFonts w:ascii="Calibri" w:hAnsi="Calibri" w:cs="Arial"/>
+          <w:rtl/>
+          <w:sz w:val="24"/>
+          <w:szCs w:val="24"/>
+        </w:rPr>
+        <w:t xml:space="preserve">6.2. تُجمع مخلفات القص وبقايا القماش على حدة؛ وتوضع النفايات القابلة لإعادة التدوير في الصندوق المخصص وفق قواعد فرز النفايات.</w:t>
+      </w:r>
+    </w:p>
+    <w:p>
+      <w:pPr>
+        <w:pStyle w:val="ListeParagraf"/>
+        <w:bidi/>
+        <w:spacing w:after="80"/>
+        <w:ind w:left="0" w:right="709"/>
+        <w:jc w:val="both"/>
+      </w:pPr>
+      <w:r>
+        <w:rPr>
+          <w:rFonts w:ascii="Calibri" w:hAnsi="Calibri" w:cs="Arial"/>
+          <w:rtl/>
+          <w:sz w:val="24"/>
+          <w:szCs w:val="24"/>
+        </w:rPr>
+        <w:t xml:space="preserve">6.3. تُطبق متطلبات سلامة الماكينات وفق EMS.İS.TL.18.03. تعليمات السلامة لماكينات الخياطة والقص.</w:t>
+      </w:r>
+    </w:p>
+    <w:p>
+      <w:pPr>
+        <w:pStyle w:val="ListeParagraf"/>
+        <w:bidi/>
+        <w:spacing w:after="80"/>
+        <w:ind w:left="0" w:right="709"/>
+        <w:jc w:val="both"/>
+      </w:pPr>
+    </w:p>
+    <w:p>
+      <w:pPr>
+        <w:pStyle w:val="ListeParagraf"/>
+        <w:bidi/>
+        <w:spacing w:before="120" w:after="60"/>
+        <w:ind w:left="0" w:right="709"/>
+      </w:pPr>
+      <w:r>
+        <w:rPr>
+          <w:rFonts w:ascii="Calibri" w:hAnsi="Calibri" w:cs="Arial"/>
+          <w:b/>
+          <w:bCs/>
+          <w:rtl/>
+          <w:sz w:val="24"/>
+          <w:szCs w:val="24"/>
+        </w:rPr>
+        <w:t xml:space="preserve">7. قواعد السلامة / المحظورات</w:t>
       </w:r>
     </w:p>
     <w:p>
@@ -1689,7 +2811,7 @@
           <w:sz w:val="24"/>
           <w:szCs w:val="24"/>
         </w:rPr>
-        <w:t xml:space="preserve">EMS.ÜR.PRO.05.02. إجراء التحكم في العمليات الإنتاجية</w:t>
+        <w:t xml:space="preserve">لا تستخدم ماكينة السكين المستقيم أو السكين الشريطي دون ارتداء القفاز المعدني الشبكي في اليد غير القاطعة.</w:t>
       </w:r>
     </w:p>
     <w:p>
@@ -1710,7 +2832,7 @@
           <w:sz w:val="24"/>
           <w:szCs w:val="24"/>
         </w:rPr>
-        <w:t xml:space="preserve">EMS.QA.PRO.02.07. إجراء التحكم في الإبر والأدوات الحادة</w:t>
+        <w:t xml:space="preserve">لا تُزِل واقي السكين ولا ترفعه فوق ارتفاع الفرشة.</w:t>
       </w:r>
     </w:p>
     <w:p>
@@ -1731,7 +2853,49 @@
           <w:sz w:val="24"/>
           <w:szCs w:val="24"/>
         </w:rPr>
-        <w:t xml:space="preserve">EMS.İS.TL.18.03. تعليمات السلامة لماكينات الخياطة والقص</w:t>
+        <w:t xml:space="preserve">لا تترك ماكينة القص موصولة بالكهرباء دون مراقبة؛ أطفئها وضعها في نهاية الطاولة.</w:t>
+      </w:r>
+    </w:p>
+    <w:p>
+      <w:pPr>
+        <w:pStyle w:val="ListeParagraf"/>
+        <w:numPr>
+          <w:ilvl w:val="0"/>
+          <w:numId w:val="1"/>
+        </w:numPr>
+        <w:bidi/>
+        <w:spacing w:after="60"/>
+        <w:jc w:val="both"/>
+      </w:pPr>
+      <w:r>
+        <w:rPr>
+          <w:rFonts w:ascii="Calibri" w:hAnsi="Calibri" w:cs="Arial"/>
+          <w:rtl/>
+          <w:sz w:val="24"/>
+          <w:szCs w:val="24"/>
+        </w:rPr>
+        <w:t xml:space="preserve">لا تغيّر الشفرات أو تسنّها دون فصل الماكينة عن الكهرباء.</w:t>
+      </w:r>
+    </w:p>
+    <w:p>
+      <w:pPr>
+        <w:pStyle w:val="ListeParagraf"/>
+        <w:numPr>
+          <w:ilvl w:val="0"/>
+          <w:numId w:val="1"/>
+        </w:numPr>
+        <w:bidi/>
+        <w:spacing w:after="60"/>
+        <w:jc w:val="both"/>
+      </w:pPr>
+      <w:r>
+        <w:rPr>
+          <w:rFonts w:ascii="Calibri" w:hAnsi="Calibri" w:cs="Arial"/>
+          <w:rtl/>
+          <w:sz w:val="24"/>
+          <w:szCs w:val="24"/>
+        </w:rPr>
+        <w:t xml:space="preserve">أبقِ ممرات المشي حول طاولة القص خالية، والتزم بقواعد بيئة العمل المريحة عند حمل الرولات الثقيلة.</w:t>
       </w:r>
     </w:p>
     <w:p>
@@ -1759,7 +2923,7 @@
           <w:sz w:val="24"/>
           <w:szCs w:val="24"/>
         </w:rPr>
-        <w:t xml:space="preserve">6. التغذية الراجعة والمتابعة</w:t>
+        <w:t xml:space="preserve">8. في حالة وجود مشكلة / طارئ</w:t>
       </w:r>
     </w:p>
     <w:p>
@@ -1777,10 +2941,305 @@
           <w:sz w:val="24"/>
           <w:szCs w:val="24"/>
         </w:rPr>
-        <w:t xml:space="preserve">يتابع مشرف القص شهريًا نسبة استغلال القماش وعيوب القص وكميات إعادة القص. وتُراجع هذه التعليمات سنويًا أو بعد وقوع حادث أو شكوى جودة متعلقة بالقص.</w:t>
-      </w:r>
-    </w:p>
-    <w:p/>
+        <w:t xml:space="preserve">8.1. عند حدوث إصابة بجرح قطعي، اضغط زر الإيقاف الطارئ واستدعِ المسعف وأبلغ المشرف.</w:t>
+      </w:r>
+    </w:p>
+    <w:p>
+      <w:pPr>
+        <w:pStyle w:val="ListeParagraf"/>
+        <w:bidi/>
+        <w:spacing w:after="80"/>
+        <w:ind w:left="0" w:right="709"/>
+        <w:jc w:val="both"/>
+      </w:pPr>
+      <w:r>
+        <w:rPr>
+          <w:rFonts w:ascii="Calibri" w:hAnsi="Calibri" w:cs="Arial"/>
+          <w:rtl/>
+          <w:sz w:val="24"/>
+          <w:szCs w:val="24"/>
+        </w:rPr>
+        <w:t xml:space="preserve">8.2. عند اكتشاف اختلاف في درجة اللون أو عيب في القماش أو عدم مطابقة للباترون أو تجاوز حد نسبة عيوب القص، أوقف القص وافصل الطبقات والربطات المتأثرة ووسمها "غير مطابق" وأبلغ المشرف ومفتش الجودة وضمان الجودة في اليوم نفسه.</w:t>
+      </w:r>
+    </w:p>
+    <w:p>
+      <w:pPr>
+        <w:pStyle w:val="ListeParagraf"/>
+        <w:bidi/>
+        <w:spacing w:after="80"/>
+        <w:ind w:left="0" w:right="709"/>
+        <w:jc w:val="both"/>
+      </w:pPr>
+      <w:r>
+        <w:rPr>
+          <w:rFonts w:ascii="Calibri" w:hAnsi="Calibri" w:cs="Arial"/>
+          <w:rtl/>
+          <w:sz w:val="24"/>
+          <w:szCs w:val="24"/>
+        </w:rPr>
+        <w:t xml:space="preserve">8.3. يُفتح الإجراء التصحيحي والوقائي (DOP): يبدأ تحليل السبب الجذري (5 لماذا أو مخطط عظم السمكة) خلال 24 ساعة؛ وفي حال كان السبب متعلقًا بالقماش يُطلب تقرير 8D من المورد؛ ولا يُغلق الإجراء قبل التحقق من فعاليته بنتائج مطابقة في ثلاث عمليات قص تالية.</w:t>
+      </w:r>
+    </w:p>
+    <w:p>
+      <w:pPr>
+        <w:pStyle w:val="ListeParagraf"/>
+        <w:bidi/>
+        <w:spacing w:after="80"/>
+        <w:ind w:left="0" w:right="709"/>
+        <w:jc w:val="both"/>
+      </w:pPr>
+      <w:r>
+        <w:rPr>
+          <w:rFonts w:ascii="Calibri" w:hAnsi="Calibri" w:cs="Arial"/>
+          <w:rtl/>
+          <w:sz w:val="24"/>
+          <w:szCs w:val="24"/>
+        </w:rPr>
+        <w:t xml:space="preserve">8.4. تُجمع الشفرات المكسورة وتُسجل وفق قواعد التحكم في الإبر والأدوات الحادة.</w:t>
+      </w:r>
+    </w:p>
+    <w:p>
+      <w:pPr>
+        <w:pStyle w:val="ListeParagraf"/>
+        <w:bidi/>
+        <w:spacing w:after="80"/>
+        <w:ind w:left="0" w:right="709"/>
+        <w:jc w:val="both"/>
+      </w:pPr>
+    </w:p>
+    <w:p>
+      <w:pPr>
+        <w:pStyle w:val="ListeParagraf"/>
+        <w:bidi/>
+        <w:spacing w:before="120" w:after="60"/>
+        <w:ind w:left="0" w:right="709"/>
+      </w:pPr>
+      <w:r>
+        <w:rPr>
+          <w:rFonts w:ascii="Calibri" w:hAnsi="Calibri" w:cs="Arial"/>
+          <w:b/>
+          <w:bCs/>
+          <w:rtl/>
+          <w:sz w:val="24"/>
+          <w:szCs w:val="24"/>
+        </w:rPr>
+        <w:t xml:space="preserve">9. الوثائق والسجلات ذات الصلة</w:t>
+      </w:r>
+    </w:p>
+    <w:p>
+      <w:pPr>
+        <w:pStyle w:val="ListeParagraf"/>
+        <w:numPr>
+          <w:ilvl w:val="0"/>
+          <w:numId w:val="1"/>
+        </w:numPr>
+        <w:bidi/>
+        <w:spacing w:after="60"/>
+        <w:jc w:val="both"/>
+      </w:pPr>
+      <w:r>
+        <w:rPr>
+          <w:rFonts w:ascii="Calibri" w:hAnsi="Calibri" w:cs="Arial"/>
+          <w:rtl/>
+          <w:sz w:val="24"/>
+          <w:szCs w:val="24"/>
+        </w:rPr>
+        <w:t xml:space="preserve">TLM-KES-01 وTLM-KES-03 وTLM-KES-04 وTLM-KES-05 (تعليمات القص في نظام إدارة الجودة المدمجة في هذه التعليمات)</w:t>
+      </w:r>
+    </w:p>
+    <w:p>
+      <w:pPr>
+        <w:pStyle w:val="ListeParagraf"/>
+        <w:numPr>
+          <w:ilvl w:val="0"/>
+          <w:numId w:val="1"/>
+        </w:numPr>
+        <w:bidi/>
+        <w:spacing w:after="60"/>
+        <w:jc w:val="both"/>
+      </w:pPr>
+      <w:r>
+        <w:rPr>
+          <w:rFonts w:ascii="Calibri" w:hAnsi="Calibri" w:cs="Arial"/>
+          <w:rtl/>
+          <w:sz w:val="24"/>
+          <w:szCs w:val="24"/>
+        </w:rPr>
+        <w:t xml:space="preserve">أمر القص والماركر وبطاقات الربطات وتقرير القص (EMS.QA.FRM.02.01 نموذج مراقبة صالة القص؛ EMS.QA.FRM.02.02 نموذج فرز عيوب صالة القص)</w:t>
+      </w:r>
+    </w:p>
+    <w:p>
+      <w:pPr>
+        <w:pStyle w:val="ListeParagraf"/>
+        <w:numPr>
+          <w:ilvl w:val="0"/>
+          <w:numId w:val="1"/>
+        </w:numPr>
+        <w:bidi/>
+        <w:spacing w:after="60"/>
+        <w:jc w:val="both"/>
+      </w:pPr>
+      <w:r>
+        <w:rPr>
+          <w:rFonts w:ascii="Calibri" w:hAnsi="Calibri" w:cs="Arial"/>
+          <w:rtl/>
+          <w:sz w:val="24"/>
+          <w:szCs w:val="24"/>
+        </w:rPr>
+        <w:t xml:space="preserve">EMS.ÜR.PRO.05.07. إجراء القص</w:t>
+      </w:r>
+    </w:p>
+    <w:p>
+      <w:pPr>
+        <w:pStyle w:val="ListeParagraf"/>
+        <w:numPr>
+          <w:ilvl w:val="0"/>
+          <w:numId w:val="1"/>
+        </w:numPr>
+        <w:bidi/>
+        <w:spacing w:after="60"/>
+        <w:jc w:val="both"/>
+      </w:pPr>
+      <w:r>
+        <w:rPr>
+          <w:rFonts w:ascii="Calibri" w:hAnsi="Calibri" w:cs="Arial"/>
+          <w:rtl/>
+          <w:sz w:val="24"/>
+          <w:szCs w:val="24"/>
+        </w:rPr>
+        <w:t xml:space="preserve">EMS.ÜR.PRO.05.02. إجراء التحكم في العمليات الإنتاجية</w:t>
+      </w:r>
+    </w:p>
+    <w:p>
+      <w:pPr>
+        <w:pStyle w:val="ListeParagraf"/>
+        <w:numPr>
+          <w:ilvl w:val="0"/>
+          <w:numId w:val="1"/>
+        </w:numPr>
+        <w:bidi/>
+        <w:spacing w:after="60"/>
+        <w:jc w:val="both"/>
+      </w:pPr>
+      <w:r>
+        <w:rPr>
+          <w:rFonts w:ascii="Calibri" w:hAnsi="Calibri" w:cs="Arial"/>
+          <w:rtl/>
+          <w:sz w:val="24"/>
+          <w:szCs w:val="24"/>
+        </w:rPr>
+        <w:t xml:space="preserve">EMS.ÜR.TL.05.09. تعليمات إراحة القماش وفرده</w:t>
+      </w:r>
+    </w:p>
+    <w:p>
+      <w:pPr>
+        <w:pStyle w:val="ListeParagraf"/>
+        <w:numPr>
+          <w:ilvl w:val="0"/>
+          <w:numId w:val="1"/>
+        </w:numPr>
+        <w:bidi/>
+        <w:spacing w:after="60"/>
+        <w:jc w:val="both"/>
+      </w:pPr>
+      <w:r>
+        <w:rPr>
+          <w:rFonts w:ascii="Calibri" w:hAnsi="Calibri" w:cs="Arial"/>
+          <w:rtl/>
+          <w:sz w:val="24"/>
+          <w:szCs w:val="24"/>
+        </w:rPr>
+        <w:t xml:space="preserve">EMS.QA.PRO.02.07. إجراء التحكم في الإبر والأدوات الحادة</w:t>
+      </w:r>
+    </w:p>
+    <w:p>
+      <w:pPr>
+        <w:pStyle w:val="ListeParagraf"/>
+        <w:numPr>
+          <w:ilvl w:val="0"/>
+          <w:numId w:val="1"/>
+        </w:numPr>
+        <w:bidi/>
+        <w:spacing w:after="60"/>
+        <w:jc w:val="both"/>
+      </w:pPr>
+      <w:r>
+        <w:rPr>
+          <w:rFonts w:ascii="Calibri" w:hAnsi="Calibri" w:cs="Arial"/>
+          <w:rtl/>
+          <w:sz w:val="24"/>
+          <w:szCs w:val="24"/>
+        </w:rPr>
+        <w:t xml:space="preserve">EMS.İS.TL.18.03. تعليمات السلامة لماكينات الخياطة والقص</w:t>
+      </w:r>
+    </w:p>
+    <w:p>
+      <w:pPr>
+        <w:pStyle w:val="ListeParagraf"/>
+        <w:numPr>
+          <w:ilvl w:val="0"/>
+          <w:numId w:val="1"/>
+        </w:numPr>
+        <w:bidi/>
+        <w:spacing w:after="60"/>
+        <w:jc w:val="both"/>
+      </w:pPr>
+      <w:r>
+        <w:rPr>
+          <w:rFonts w:ascii="Calibri" w:hAnsi="Calibri" w:cs="Arial"/>
+          <w:rtl/>
+          <w:sz w:val="24"/>
+          <w:szCs w:val="24"/>
+        </w:rPr>
+        <w:t xml:space="preserve">تُحفظ السجلات لمدة 3 سنوات.</w:t>
+      </w:r>
+    </w:p>
+    <w:p>
+      <w:pPr>
+        <w:pStyle w:val="ListeParagraf"/>
+        <w:bidi/>
+        <w:spacing w:after="80"/>
+        <w:ind w:left="0" w:right="709"/>
+        <w:jc w:val="both"/>
+      </w:pPr>
+    </w:p>
+    <w:p>
+      <w:pPr>
+        <w:pStyle w:val="ListeParagraf"/>
+        <w:bidi/>
+        <w:spacing w:before="120" w:after="60"/>
+        <w:ind w:left="0" w:right="709"/>
+      </w:pPr>
+      <w:r>
+        <w:rPr>
+          <w:rFonts w:ascii="Calibri" w:hAnsi="Calibri" w:cs="Arial"/>
+          <w:b/>
+          <w:bCs/>
+          <w:rtl/>
+          <w:sz w:val="24"/>
+          <w:szCs w:val="24"/>
+        </w:rPr>
+        <w:t xml:space="preserve">10. التغذية الراجعة والمتابعة</w:t>
+      </w:r>
+    </w:p>
+    <w:p>
+      <w:pPr>
+        <w:pStyle w:val="ListeParagraf"/>
+        <w:bidi/>
+        <w:spacing w:after="80"/>
+        <w:ind w:left="0" w:right="709"/>
+        <w:jc w:val="both"/>
+      </w:pPr>
+      <w:r>
+        <w:rPr>
+          <w:rFonts w:ascii="Calibri" w:hAnsi="Calibri" w:cs="Arial"/>
+          <w:rtl/>
+          <w:sz w:val="24"/>
+          <w:szCs w:val="24"/>
+        </w:rPr>
+        <w:t xml:space="preserve">يتابع مشرف القص شهريًا نسبة عيوب القص (المستهدف ≤ 0.5%) وكفاءة الماركر (المستهدف ≥ 85%) والرفض المتعلق باختلاف اللون (المستهدف 0) ونسبة استغلال القماش وكميات إعادة القص، ويرفع تقريرًا بها إلى مدير الإنتاج. وتُغلق إجراءات DOP المفتوحة خلال 15 يومًا. وتُراجع هذه التعليمات سنويًا أو بعد وقوع حادث أو شكوى جودة متعلقة بالقص.</w:t>
+      </w:r>
+    </w:p>
     <w:p>
       <w:pPr>
         <w:pStyle w:val="ListeParagraf"/>
@@ -3022,6 +4481,57 @@
     </w:tbl>
     <w:p>
       <w:pPr>
+        <w:pStyle w:val="ListeParagraf"/>
+        <w:spacing w:before="160" w:after="0"/>
+        <w:ind w:left="709"/>
+      </w:pPr>
+      <w:r>
+        <w:rPr>
+          <w:rFonts w:ascii="Calibri" w:hAnsi="Calibri" w:cs="Calibri"/>
+          <w:b/>
+          <w:bCs/>
+          <w:sz w:val="20"/>
+          <w:szCs w:val="20"/>
+        </w:rPr>
+        <w:t xml:space="preserve">Hazırlayan: Kesimhane Sorumlusu  ..........................</w:t>
+      </w:r>
+    </w:p>
+    <w:p>
+      <w:pPr>
+        <w:pStyle w:val="ListeParagraf"/>
+        <w:spacing w:before="40" w:after="0"/>
+        <w:ind w:left="709"/>
+      </w:pPr>
+      <w:r>
+        <w:rPr>
+          <w:rFonts w:ascii="Calibri" w:hAnsi="Calibri" w:cs="Calibri"/>
+          <w:b/>
+          <w:bCs/>
+          <w:sz w:val="20"/>
+          <w:szCs w:val="20"/>
+        </w:rPr>
+        <w:t xml:space="preserve">Kontrol: Üretim Müdürü  ..........................</w:t>
+      </w:r>
+    </w:p>
+    <w:p>
+      <w:pPr>
+        <w:pStyle w:val="ListeParagraf"/>
+        <w:spacing w:before="40" w:after="0"/>
+        <w:ind w:left="709"/>
+      </w:pPr>
+      <w:r>
+        <w:rPr>
+          <w:rFonts w:ascii="Calibri" w:hAnsi="Calibri" w:cs="Calibri"/>
+          <w:b/>
+          <w:bCs/>
+          <w:sz w:val="20"/>
+          <w:szCs w:val="20"/>
+        </w:rPr>
+        <w:t xml:space="preserve">Kalite Müdürü: ..........................    Fabrika Müdürü: ..........................</w:t>
+      </w:r>
+    </w:p>
+    <w:p>
+      <w:pPr>
         <w:spacing w:before="0" w:after="0" w:line="20" w:lineRule="exact"/>
         <w:rPr>
           <w:vanish/>
@@ -3562,7 +5072,7 @@
               <w:sz w:val="16"/>
               <w:szCs w:val="16"/>
             </w:rPr>
-            <w:t>0</w:t>
+            <w:t>1</w:t>
           </w:r>
         </w:p>
         <w:p>
@@ -3581,7 +5091,7 @@
               <w:sz w:val="16"/>
               <w:szCs w:val="16"/>
             </w:rPr>
-            <w:t>… / … / …</w:t>
+            <w:t>14.10.2026</w:t>
           </w:r>
         </w:p>
       </w:tc>

--- a/prosedurler/EMS.ÜR.TL.05.02. Cutting Room Instruction.docx
+++ b/prosedurler/EMS.ÜR.TL.05.02. Cutting Room Instruction.docx
@@ -32,7 +32,7 @@
           <w:sz w:val="24"/>
           <w:szCs w:val="24"/>
         </w:rPr>
-        <w:t xml:space="preserve">This instruction defines how marker plans are checked, how fabric is relaxed, spread, cut, numbered, bundled, sorted and issued in the cutting room of Eroglu Knitting (EMS), so that cut parts match the approved pattern, shade and quantity, every part is traceable, and cutting work is done safely. It covers the topics of the QMS cutting instructions TLM-KES-01 (marker making and efficiency), TLM-KES-03 (cutting and blade safety), TLM-KES-04 (bundling and shade check) and TLM-KES-05 (cutting sorting and defect separation).</w:t>
+        <w:t xml:space="preserve">This instruction defines how marker plans are checked, how fabric is relaxed, spread, cut, numbered, bundled, sorted and issued in the cutting room of Eroglu Knitting (EMS), so that cut parts match the approved pattern, shade and quantity, every part is traceable, and cutting work is done safely. It covers the topics of the QMS cutting instructions EMS.ÜR.TL.05.02 (marker making and efficiency), EMS.ÜR.TL.05.02 (cutting and blade safety), EMS.ÜR.TL.05.02 (bundling and shade check) and EMS.ÜR.TL.05.02 (cutting sorting and defect separation).</w:t>
       </w:r>
     </w:p>
     <w:p>
@@ -1351,7 +1351,7 @@
           <w:sz w:val="24"/>
           <w:szCs w:val="24"/>
         </w:rPr>
-        <w:t xml:space="preserve">TLM-KES-01, TLM-KES-03, TLM-KES-04, TLM-KES-05 (QMS cutting instructions merged into this instruction)</w:t>
+        <w:t xml:space="preserve">EMS.ÜR.TL.05.02, EMS.ÜR.TL.05.02, EMS.ÜR.TL.05.02, EMS.ÜR.TL.05.02 (QMS cutting instructions merged into this instruction)</w:t>
       </w:r>
     </w:p>
     <w:p>
@@ -1567,7 +1567,7 @@
           <w:sz w:val="24"/>
           <w:szCs w:val="24"/>
         </w:rPr>
-        <w:t xml:space="preserve">تحدد هذه التعليمات كيفية مراجعة مخططات الماركر وإراحة القماش وفرده وقصه وترقيمه وتربيطه وفرزه وتسليمه في صالة القص لدى شركة إيروغلو للتريكو (EMS)، بحيث تطابق القطع المقصوصة الباترون المعتمد ودرجة اللون والكمية، وتكون كل قطعة قابلة للتتبع، ويُنفذ القص بأمان. وتغطي موضوعات تعليمات القص الواردة في نظام إدارة الجودة: TLM-KES-01 (إعداد الماركر والكفاءة) وTLM-KES-03 (القص وسلامة السكاكين) وTLM-KES-04 (الترقيم والتربيط وفحص اختلاف اللون) وTLM-KES-05 (فرز القص وفصل العيوب).</w:t>
+        <w:t xml:space="preserve">تحدد هذه التعليمات كيفية مراجعة مخططات الماركر وإراحة القماش وفرده وقصه وترقيمه وتربيطه وفرزه وتسليمه في صالة القص لدى شركة إيروغلو للتريكو (EMS)، بحيث تطابق القطع المقصوصة الباترون المعتمد ودرجة اللون والكمية، وتكون كل قطعة قابلة للتتبع، ويُنفذ القص بأمان. وتغطي موضوعات تعليمات القص الواردة في نظام إدارة الجودة: EMS.ÜR.TL.05.02 (إعداد الماركر والكفاءة) وTLM-KES-03 (القص وسلامة السكاكين) وTLM-KES-04 (الترقيم والتربيط وفحص اختلاف اللون) وTLM-KES-05 (فرز القص وفصل العيوب).</w:t>
       </w:r>
     </w:p>
     <w:p>
@@ -3044,7 +3044,7 @@
           <w:sz w:val="24"/>
           <w:szCs w:val="24"/>
         </w:rPr>
-        <w:t xml:space="preserve">TLM-KES-01 وTLM-KES-03 وTLM-KES-04 وTLM-KES-05 (تعليمات القص في نظام إدارة الجودة المدمجة في هذه التعليمات)</w:t>
+        <w:t xml:space="preserve">EMS.ÜR.TL.05.02 وTLM-KES-03 وTLM-KES-04 وTLM-KES-05 (تعليمات القص في نظام إدارة الجودة المدمجة في هذه التعليمات)</w:t>
       </w:r>
     </w:p>
     <w:p>

--- a/prosedurler/EMS.ÜR.TL.05.02. Cutting Room Instruction.docx
+++ b/prosedurler/EMS.ÜR.TL.05.02. Cutting Room Instruction.docx
@@ -1567,7 +1567,7 @@
           <w:sz w:val="24"/>
           <w:szCs w:val="24"/>
         </w:rPr>
-        <w:t xml:space="preserve">تحدد هذه التعليمات كيفية مراجعة مخططات الماركر وإراحة القماش وفرده وقصه وترقيمه وتربيطه وفرزه وتسليمه في صالة القص لدى شركة إيروغلو للتريكو (EMS)، بحيث تطابق القطع المقصوصة الباترون المعتمد ودرجة اللون والكمية، وتكون كل قطعة قابلة للتتبع، ويُنفذ القص بأمان. وتغطي موضوعات تعليمات القص الواردة في نظام إدارة الجودة: EMS.ÜR.TL.05.02 (إعداد الماركر والكفاءة) وTLM-KES-03 (القص وسلامة السكاكين) وTLM-KES-04 (الترقيم والتربيط وفحص اختلاف اللون) وTLM-KES-05 (فرز القص وفصل العيوب).</w:t>
+        <w:t xml:space="preserve">تحدد هذه التعليمات كيفية مراجعة مخططات الماركر وإراحة القماش وفرده وقصه وترقيمه وتربيطه وفرزه وتسليمه في صالة القص لدى شركة إيروغلو للتريكو (EMS)، بحيث تطابق القطع المقصوصة الباترون المعتمد ودرجة اللون والكمية، وتكون كل قطعة قابلة للتتبع، ويُنفذ القص بأمان. وتغطي موضوعات تعليمات القص الواردة في نظام إدارة الجودة: EMS.ÜR.TL.05.02 (إعداد الماركر والكفاءة) وEMS.ÜR.TL.05.02 (القص وسلامة السكاكين) وEMS.ÜR.TL.05.02 (الترقيم والتربيط وفحص اختلاف اللون) وEMS.ÜR.TL.05.02 (فرز القص وفصل العيوب).</w:t>
       </w:r>
     </w:p>
     <w:p>
@@ -3044,7 +3044,7 @@
           <w:sz w:val="24"/>
           <w:szCs w:val="24"/>
         </w:rPr>
-        <w:t xml:space="preserve">EMS.ÜR.TL.05.02 وTLM-KES-03 وTLM-KES-04 وTLM-KES-05 (تعليمات القص في نظام إدارة الجودة المدمجة في هذه التعليمات)</w:t>
+        <w:t xml:space="preserve">EMS.ÜR.TL.05.02 وEMS.ÜR.TL.05.02 وEMS.ÜR.TL.05.02 وEMS.ÜR.TL.05.02 (تعليمات القص في نظام إدارة الجودة المدمجة في هذه التعليمات)</w:t>
       </w:r>
     </w:p>
     <w:p>
